--- a/exercise1/IDL 2023_4 - Ex. 1.docx
+++ b/exercise1/IDL 2023_4 - Ex. 1.docx
@@ -1,13 +1,12 @@
 
 <file path=word/document.xml><?xml version="1.0" encoding="utf-8"?>
-<w:document xmlns:mc="http://schemas.openxmlformats.org/markup-compatibility/2006" xmlns:o="urn:schemas-microsoft-com:office:office" xmlns:r="http://schemas.openxmlformats.org/officeDocument/2006/relationships" xmlns:m="http://schemas.openxmlformats.org/officeDocument/2006/math" xmlns:v="urn:schemas-microsoft-com:vml" xmlns:wp="http://schemas.openxmlformats.org/drawingml/2006/wordprocessingDrawing" xmlns:w10="urn:schemas-microsoft-com:office:word" xmlns:w="http://schemas.openxmlformats.org/wordprocessingml/2006/main" xmlns:wne="http://schemas.microsoft.com/office/word/2006/wordml" xmlns:sl="http://schemas.openxmlformats.org/schemaLibrary/2006/main" xmlns:a="http://schemas.openxmlformats.org/drawingml/2006/main" xmlns:pic="http://schemas.openxmlformats.org/drawingml/2006/picture" xmlns:c="http://schemas.openxmlformats.org/drawingml/2006/chart" xmlns:lc="http://schemas.openxmlformats.org/drawingml/2006/lockedCanvas" xmlns:dgm="http://schemas.openxmlformats.org/drawingml/2006/diagram" xmlns:wps="http://schemas.microsoft.com/office/word/2010/wordprocessingShape" xmlns:wpg="http://schemas.microsoft.com/office/word/2010/wordprocessingGroup" xmlns:w14="http://schemas.microsoft.com/office/word/2010/wordml" xmlns:w15="http://schemas.microsoft.com/office/word/2012/wordml" xmlns:w16="http://schemas.microsoft.com/office/word/2018/wordml" xmlns:w16cex="http://schemas.microsoft.com/office/word/2018/wordml/cex" xmlns:w16cid="http://schemas.microsoft.com/office/word/2016/wordml/cid" xmlns="http://schemas.microsoft.com/office/tasks/2019/documenttasks" xmlns:cr="http://schemas.microsoft.com/office/comments/2020/reactions">
+<w:document xmlns:wpc="http://schemas.microsoft.com/office/word/2010/wordprocessingCanvas" xmlns:cx="http://schemas.microsoft.com/office/drawing/2014/chartex" xmlns:cx1="http://schemas.microsoft.com/office/drawing/2015/9/8/chartex" xmlns:cx2="http://schemas.microsoft.com/office/drawing/2015/10/21/chartex" xmlns:cx3="http://schemas.microsoft.com/office/drawing/2016/5/9/chartex" xmlns:cx4="http://schemas.microsoft.com/office/drawing/2016/5/10/chartex" xmlns:cx5="http://schemas.microsoft.com/office/drawing/2016/5/11/chartex" xmlns:cx6="http://schemas.microsoft.com/office/drawing/2016/5/12/chartex" xmlns:cx7="http://schemas.microsoft.com/office/drawing/2016/5/13/chartex" xmlns:cx8="http://schemas.microsoft.com/office/drawing/2016/5/14/chartex" xmlns:mc="http://schemas.openxmlformats.org/markup-compatibility/2006" xmlns:aink="http://schemas.microsoft.com/office/drawing/2016/ink" xmlns:am3d="http://schemas.microsoft.com/office/drawing/2017/model3d" xmlns:o="urn:schemas-microsoft-com:office:office" xmlns:oel="http://schemas.microsoft.com/office/2019/extlst" xmlns:r="http://schemas.openxmlformats.org/officeDocument/2006/relationships" xmlns:m="http://schemas.openxmlformats.org/officeDocument/2006/math" xmlns:v="urn:schemas-microsoft-com:vml" xmlns:wp14="http://schemas.microsoft.com/office/word/2010/wordprocessingDrawing" xmlns:wp="http://schemas.openxmlformats.org/drawingml/2006/wordprocessingDrawing" xmlns:w10="urn:schemas-microsoft-com:office:word" xmlns:w="http://schemas.openxmlformats.org/wordprocessingml/2006/main" xmlns:w14="http://schemas.microsoft.com/office/word/2010/wordml" xmlns:w15="http://schemas.microsoft.com/office/word/2012/wordml" xmlns:w16cex="http://schemas.microsoft.com/office/word/2018/wordml/cex" xmlns:w16cid="http://schemas.microsoft.com/office/word/2016/wordml/cid" xmlns:w16="http://schemas.microsoft.com/office/word/2018/wordml" xmlns:w16du="http://schemas.microsoft.com/office/word/2023/wordml/word16du" xmlns:w16sdtdh="http://schemas.microsoft.com/office/word/2020/wordml/sdtdatahash" xmlns:w16sdtfl="http://schemas.microsoft.com/office/word/2024/wordml/sdtformatlock" xmlns:w16se="http://schemas.microsoft.com/office/word/2015/wordml/symex" xmlns:wpg="http://schemas.microsoft.com/office/word/2010/wordprocessingGroup" xmlns:wpi="http://schemas.microsoft.com/office/word/2010/wordprocessingInk" xmlns:wne="http://schemas.microsoft.com/office/word/2006/wordml" xmlns:wps="http://schemas.microsoft.com/office/word/2010/wordprocessingShape" mc:Ignorable="w14 w15 w16se w16cid w16 w16cex w16sdtdh w16sdtfl w16du wp14">
   <w:body>
     <w:p>
       <w:pPr>
-        <w:pageBreakBefore w:val="0"/>
         <w:jc w:val="center"/>
         <w:rPr>
-          <w:b w:val="1"/>
+          <w:b/>
           <w:sz w:val="30"/>
           <w:szCs w:val="30"/>
           <w:u w:val="single"/>
@@ -15,143 +14,70 @@
       </w:pPr>
       <w:r>
         <w:rPr>
-          <w:b w:val="1"/>
+          <w:b/>
           <w:sz w:val="30"/>
           <w:szCs w:val="30"/>
           <w:u w:val="single"/>
-          <w:rtl w:val="0"/>
-        </w:rPr>
-        <w:t xml:space="preserve">Introduction to Deep Learning - Exercise #1</w:t>
-      </w:r>
-    </w:p>
-    <w:p>
-      <w:pPr>
-        <w:pageBreakBefore w:val="0"/>
+        </w:rPr>
+        <w:t>Introduction to Deep Learning - Exercise #1</w:t>
+      </w:r>
+    </w:p>
+    <w:p>
+      <w:pPr>
         <w:jc w:val="center"/>
-        <w:rPr/>
-      </w:pPr>
-      <w:r>
-        <w:rPr>
-          <w:rtl w:val="0"/>
-        </w:rPr>
-        <w:t xml:space="preserve">submission date: 30/4/2024</w:t>
-      </w:r>
-    </w:p>
-    <w:p>
-      <w:pPr>
-        <w:pageBreakBefore w:val="0"/>
-        <w:rPr/>
-      </w:pPr>
-      <w:r>
-        <w:rPr>
-          <w:rtl w:val="0"/>
-        </w:rPr>
-      </w:r>
-    </w:p>
-    <w:p>
-      <w:pPr>
-        <w:pageBreakBefore w:val="0"/>
-        <w:rPr/>
-      </w:pPr>
-      <w:r>
-        <w:rPr>
-          <w:rtl w:val="0"/>
-        </w:rPr>
-      </w:r>
-    </w:p>
-    <w:p>
-      <w:pPr>
-        <w:pageBreakBefore w:val="0"/>
-        <w:rPr/>
-      </w:pPr>
-      <w:r>
-        <w:rPr>
-          <w:b w:val="1"/>
-          <w:rtl w:val="0"/>
+      </w:pPr>
+      <w:r>
+        <w:t>submission date: 30/4/2024</w:t>
+      </w:r>
+    </w:p>
+    <w:p/>
+    <w:p/>
+    <w:p>
+      <w:r>
+        <w:rPr>
+          <w:b/>
         </w:rPr>
         <w:t xml:space="preserve">Programing Task: </w:t>
       </w:r>
       <w:r>
-        <w:rPr>
-          <w:rtl w:val="0"/>
-        </w:rPr>
-        <w:t xml:space="preserve">Antigen Discovery for SARS-CoV-2 (“Corona”) Virus Vaccine</w:t>
-      </w:r>
-    </w:p>
-    <w:p>
-      <w:pPr>
-        <w:pageBreakBefore w:val="0"/>
-        <w:rPr/>
-      </w:pPr>
-      <w:r>
-        <w:rPr>
-          <w:rtl w:val="0"/>
-        </w:rPr>
-      </w:r>
-    </w:p>
-    <w:p>
-      <w:pPr>
-        <w:pageBreakBefore w:val="0"/>
-        <w:rPr/>
-      </w:pPr>
-      <w:r>
-        <w:rPr>
-          <w:rtl w:val="0"/>
-        </w:rPr>
-        <w:t xml:space="preserve">Let’s find potential specific antigens to the SARS-CoV-2 virus (the virus behind the COVID-19 pandemic). The antigens are sub-sequences of the virus protein sequence recognizable by our immune system. Our adaptive immune system consists of 6 HLA (class I) alleles that allow it to selectively identify small fragments of proteins, known as peptides (as illustrated by the figure on the right). The system evolved to recognize only peptides of a foreign body and by that </w:t>
-      </w:r>
-      <w:r>
-        <w:rPr>
-          <w:rtl w:val="0"/>
-        </w:rPr>
-        <w:t xml:space="preserve">invoke</w:t>
-      </w:r>
-      <w:r>
-        <w:rPr>
-          <w:rtl w:val="0"/>
-        </w:rPr>
-        <w:t xml:space="preserve"> an immune proliferation and response of B- and T-cells that destroy the intruder. However, unfortunately not all foreign peptides are recognized. For those of you who are interested in learning more about this biological mechanism, I suggest this </w:t>
+        <w:t>Antigen Discovery for SARS-CoV-2 (“Corona”) Virus Vaccine</w:t>
+      </w:r>
+    </w:p>
+    <w:p/>
+    <w:p>
+      <w:r>
+        <w:t xml:space="preserve">Let’s find potential specific antigens to the SARS-CoV-2 virus (the virus behind the COVID-19 pandemic). The antigens are sub-sequences of the virus protein sequence recognizable by our immune system. Our adaptive immune system consists of 6 HLA (class I) alleles that allow it to selectively identify small fragments of proteins, known as peptides (as illustrated by the figure on the right). The system evolved to recognize only peptides of a foreign body and by that invoke an immune proliferation and response of B- and T-cells that destroy the intruder. However, unfortunately not all foreign peptides are recognized. For those of you who are interested in learning more about this biological mechanism, I suggest this </w:t>
+      </w:r>
+      <w:hyperlink r:id="rId5">
+        <w:r>
+          <w:rPr>
+            <w:color w:val="1155CC"/>
+            <w:u w:val="single"/>
+          </w:rPr>
+          <w:t>Wiki</w:t>
+        </w:r>
+      </w:hyperlink>
+      <w:r>
+        <w:t xml:space="preserve"> page, as well as this </w:t>
       </w:r>
       <w:hyperlink r:id="rId6">
         <w:r>
           <w:rPr>
-            <w:color w:val="1155cc"/>
+            <w:color w:val="1155CC"/>
             <w:u w:val="single"/>
-            <w:rtl w:val="0"/>
           </w:rPr>
-          <w:t xml:space="preserve">Wiki</w:t>
+          <w:t>page</w:t>
         </w:r>
       </w:hyperlink>
       <w:r>
-        <w:rPr>
-          <w:rtl w:val="0"/>
-        </w:rPr>
-        <w:t xml:space="preserve"> page, as well as this </w:t>
-      </w:r>
-      <w:hyperlink r:id="rId7">
-        <w:r>
-          <w:rPr>
-            <w:color w:val="1155cc"/>
-            <w:u w:val="single"/>
-            <w:rtl w:val="0"/>
-          </w:rPr>
-          <w:t xml:space="preserve">page</w:t>
-        </w:r>
-      </w:hyperlink>
-      <w:r>
-        <w:rPr>
-          <w:rtl w:val="0"/>
-        </w:rPr>
-        <w:t xml:space="preserve">.</w:t>
-      </w:r>
-      <w:r>
-        <w:rPr>
-          <w:rtl w:val="0"/>
-        </w:rPr>
-      </w:r>
-      <w:r>
+        <w:t>.</w:t>
+      </w:r>
+      <w:r>
+        <w:rPr>
+          <w:noProof/>
+        </w:rPr>
         <w:drawing>
-          <wp:anchor allowOverlap="1" behindDoc="0" distB="114300" distT="114300" distL="114300" distR="114300" hidden="0" layoutInCell="1" locked="0" relativeHeight="0" simplePos="0">
+          <wp:anchor distT="114300" distB="114300" distL="114300" distR="114300" simplePos="0" relativeHeight="251658240" behindDoc="0" locked="0" layoutInCell="1" hidden="0" allowOverlap="1" wp14:anchorId="03AE11FA" wp14:editId="47F4452A">
             <wp:simplePos x="0" y="0"/>
             <wp:positionH relativeFrom="column">
               <wp:posOffset>4333875</wp:posOffset>
@@ -160,19 +86,20 @@
               <wp:posOffset>504825</wp:posOffset>
             </wp:positionV>
             <wp:extent cx="2437585" cy="1423722"/>
-            <wp:effectExtent b="0" l="0" r="0" t="0"/>
-            <wp:wrapSquare wrapText="bothSides" distB="114300" distT="114300" distL="114300" distR="114300"/>
+            <wp:effectExtent l="0" t="0" r="0" b="0"/>
+            <wp:wrapSquare wrapText="bothSides" distT="114300" distB="114300" distL="114300" distR="114300"/>
             <wp:docPr id="7" name="image2.png"/>
-            <a:graphic>
+            <wp:cNvGraphicFramePr/>
+            <a:graphic xmlns:a="http://schemas.openxmlformats.org/drawingml/2006/main">
               <a:graphicData uri="http://schemas.openxmlformats.org/drawingml/2006/picture">
-                <pic:pic>
+                <pic:pic xmlns:pic="http://schemas.openxmlformats.org/drawingml/2006/picture">
                   <pic:nvPicPr>
                     <pic:cNvPr id="0" name="image2.png"/>
                     <pic:cNvPicPr preferRelativeResize="0"/>
                   </pic:nvPicPr>
                   <pic:blipFill>
-                    <a:blip r:embed="rId8"/>
-                    <a:srcRect b="0" l="0" r="0" t="0"/>
+                    <a:blip r:embed="rId7"/>
+                    <a:srcRect/>
                     <a:stretch>
                       <a:fillRect/>
                     </a:stretch>
@@ -182,7 +109,9 @@
                       <a:off x="0" y="0"/>
                       <a:ext cx="2437585" cy="1423722"/>
                     </a:xfrm>
-                    <a:prstGeom prst="rect"/>
+                    <a:prstGeom prst="rect">
+                      <a:avLst/>
+                    </a:prstGeom>
                     <a:ln/>
                   </pic:spPr>
                 </pic:pic>
@@ -192,469 +121,250 @@
         </w:drawing>
       </w:r>
     </w:p>
-    <w:p>
-      <w:pPr>
-        <w:pageBreakBefore w:val="0"/>
-        <w:rPr/>
-      </w:pPr>
-      <w:r>
-        <w:rPr>
-          <w:rtl w:val="0"/>
-        </w:rPr>
-      </w:r>
-    </w:p>
-    <w:p>
-      <w:pPr>
-        <w:pageBreakBefore w:val="0"/>
-        <w:rPr/>
-      </w:pPr>
-      <w:r>
-        <w:rPr>
-          <w:rtl w:val="0"/>
-        </w:rPr>
-        <w:t xml:space="preserve">In this exercise you will train a deep neural network to identify the peptides detected by six popular HLA alleles in the western population, as well as negative examples.</w:t>
-      </w:r>
-      <w:r>
-        <w:rPr>
-          <w:shd w:fill="fff2cc" w:val="clear"/>
-          <w:rtl w:val="0"/>
+    <w:p/>
+    <w:p>
+      <w:r>
+        <w:t>In this exercise you will train a deep neural network to identify the peptides detected by six popular HLA alleles in the western population, as well as negative examples.</w:t>
+      </w:r>
+      <w:r>
+        <w:rPr>
+          <w:shd w:val="clear" w:color="auto" w:fill="FFF2CC"/>
         </w:rPr>
         <w:t xml:space="preserve"> A peptide is expected to be detected by a single allele if any. </w:t>
       </w:r>
       <w:r>
-        <w:rPr>
-          <w:rtl w:val="0"/>
-        </w:rPr>
         <w:t xml:space="preserve">The training data consists of six ~12,000-25,000 positive and ~245,000 negative peptides. Each peptide consists of 9 amino acids (of 20 types). At a second stage, you will use your trained predictor to identify sequences of 9-amino-acids peptides from the Spike protein of the SARS-CoV-2 virus. </w:t>
       </w:r>
     </w:p>
-    <w:p>
-      <w:pPr>
-        <w:pageBreakBefore w:val="0"/>
-        <w:rPr/>
-      </w:pPr>
-      <w:r>
-        <w:rPr>
-          <w:rtl w:val="0"/>
-        </w:rPr>
-      </w:r>
-    </w:p>
-    <w:p>
-      <w:pPr>
-        <w:pageBreakBefore w:val="0"/>
-        <w:rPr/>
-      </w:pPr>
-      <w:r>
-        <w:rPr>
-          <w:rtl w:val="0"/>
-        </w:rPr>
-        <w:t xml:space="preserve">Formally,</w:t>
-      </w:r>
-    </w:p>
-    <w:p>
-      <w:pPr>
-        <w:pageBreakBefore w:val="0"/>
-        <w:rPr/>
-      </w:pPr>
-      <w:r>
-        <w:rPr>
-          <w:rtl w:val="0"/>
-        </w:rPr>
-      </w:r>
-    </w:p>
-    <w:p>
-      <w:pPr>
-        <w:pageBreakBefore w:val="0"/>
+    <w:p/>
+    <w:p>
+      <w:r>
+        <w:t>Formally,</w:t>
+      </w:r>
+    </w:p>
+    <w:p/>
+    <w:p>
+      <w:pPr>
         <w:numPr>
           <w:ilvl w:val="0"/>
           <w:numId w:val="2"/>
         </w:numPr>
-        <w:ind w:left="720" w:hanging="360"/>
-        <w:rPr>
-          <w:u w:val="none"/>
-        </w:rPr>
-      </w:pPr>
-      <w:r>
-        <w:rPr>
-          <w:rtl w:val="0"/>
-        </w:rPr>
-        <w:t xml:space="preserve">You will find the training data at the course’s moodle page.</w:t>
-      </w:r>
-      <w:r>
-        <w:rPr>
-          <w:rtl w:val="0"/>
-        </w:rPr>
-        <w:t xml:space="preserve"> Split it to train and test sets randomly at a 1:9 ratio.</w:t>
-      </w:r>
-    </w:p>
-    <w:p>
-      <w:pPr>
-        <w:pageBreakBefore w:val="0"/>
+      </w:pPr>
+      <w:r>
+        <w:t xml:space="preserve">You will find the training data </w:t>
+      </w:r>
+      <w:r>
+        <w:t>on</w:t>
+      </w:r>
+      <w:r>
+        <w:t xml:space="preserve"> the course’s moodle page. Split it to train and test sets randomly at a 1:9 ratio.</w:t>
+      </w:r>
+    </w:p>
+    <w:p>
+      <w:pPr>
         <w:numPr>
           <w:ilvl w:val="0"/>
           <w:numId w:val="2"/>
         </w:numPr>
-        <w:ind w:left="720" w:hanging="360"/>
-        <w:rPr>
-          <w:u w:val="none"/>
-        </w:rPr>
-      </w:pPr>
-      <w:r>
-        <w:rPr>
-          <w:rtl w:val="0"/>
-        </w:rPr>
-        <w:t xml:space="preserve">We’d like to set up a</w:t>
-      </w:r>
-      <w:r>
-        <w:rPr>
-          <w:rtl w:val="0"/>
-        </w:rPr>
-        <w:t xml:space="preserve"> small multi-layered perceptron (MLP) network to accept this data(</w:t>
-      </w:r>
-      <w:r>
-        <w:rPr>
-          <w:b w:val="1"/>
-          <w:color w:val="ff0000"/>
-          <w:rtl w:val="0"/>
-        </w:rPr>
-        <w:t xml:space="preserve">*</w:t>
-      </w:r>
-      <w:r>
-        <w:rPr>
-          <w:rtl w:val="0"/>
-        </w:rPr>
+      </w:pPr>
+      <w:r>
+        <w:t>We’d like to set up a small multi-layered perceptron (MLP) network to accept this data(</w:t>
+      </w:r>
+      <w:r>
+        <w:rPr>
+          <w:b/>
+          <w:color w:val="FF0000"/>
+        </w:rPr>
+        <w:t>*</w:t>
+      </w:r>
+      <w:r>
         <w:t xml:space="preserve">) and output the proper prediction (detect / not detect). </w:t>
       </w:r>
     </w:p>
     <w:p>
       <w:pPr>
-        <w:pageBreakBefore w:val="0"/>
         <w:numPr>
           <w:ilvl w:val="1"/>
           <w:numId w:val="2"/>
         </w:numPr>
-        <w:ind w:left="1440" w:hanging="360"/>
-        <w:rPr>
-          <w:u w:val="none"/>
-        </w:rPr>
-      </w:pPr>
-      <w:r>
-        <w:rPr>
-          <w:rtl w:val="0"/>
-        </w:rPr>
-        <w:t xml:space="preserve">How would you represent these 9-mers of amino acids (a vocabulary of 20 amino acids)? How would you represent the associate alleles? Explain your reasoning.</w:t>
-      </w:r>
-    </w:p>
-    <w:p>
-      <w:pPr>
-        <w:pageBreakBefore w:val="0"/>
+      </w:pPr>
+      <w:r>
+        <w:t>How would you represent these 9-mers of amino acids (a vocabulary of 20 amino acids)? How would you represent the associate alleles? Explain your reasoning.</w:t>
+      </w:r>
+    </w:p>
+    <w:p>
+      <w:pPr>
         <w:numPr>
           <w:ilvl w:val="1"/>
           <w:numId w:val="2"/>
         </w:numPr>
-        <w:ind w:left="1440" w:hanging="360"/>
-        <w:rPr>
-          <w:u w:val="none"/>
-        </w:rPr>
-      </w:pPr>
-      <w:r>
-        <w:rPr>
-          <w:rtl w:val="0"/>
-        </w:rPr>
-        <w:t xml:space="preserve">What will the network’s input dimension be under this representation choice? Implement an MLP that keeps this dimension for 2 inner layers, and plot the resulting train and test losses. Does this dimension pose a training problem?</w:t>
-      </w:r>
-    </w:p>
-    <w:p>
-      <w:pPr>
-        <w:pageBreakBefore w:val="0"/>
+      </w:pPr>
+      <w:r>
+        <w:t>What will the network’s input dimension be under this representation choice? Implement an MLP that keeps this dimension for 2 inner layers and plot the resulting train and test losses. Does this dimension pose a training problem?</w:t>
+      </w:r>
+    </w:p>
+    <w:p>
+      <w:pPr>
         <w:numPr>
           <w:ilvl w:val="1"/>
           <w:numId w:val="2"/>
         </w:numPr>
-        <w:ind w:left="1440" w:hanging="360"/>
-        <w:rPr>
-          <w:u w:val="none"/>
-        </w:rPr>
-      </w:pPr>
-      <w:r>
-        <w:rPr>
-          <w:rtl w:val="0"/>
-        </w:rPr>
-        <w:t xml:space="preserve">Describe a network architecture that avoids the problems seen, explain all your design choices. </w:t>
-      </w:r>
-      <w:r>
-        <w:rPr>
-          <w:rtl w:val="0"/>
-        </w:rPr>
-        <w:t xml:space="preserve">Plot</w:t>
-      </w:r>
-      <w:r>
-        <w:rPr>
-          <w:rtl w:val="0"/>
-        </w:rPr>
-        <w:t xml:space="preserve"> the train / tests losses. Include the plots obtained in your report.</w:t>
-      </w:r>
-    </w:p>
-    <w:p>
-      <w:pPr>
-        <w:pageBreakBefore w:val="0"/>
+      </w:pPr>
+      <w:r>
+        <w:t>Describe a network architecture that avoids the problems seen, explain all your design choices. Plot the train / tests losses. Include the plots obtained in your report.</w:t>
+      </w:r>
+    </w:p>
+    <w:p>
+      <w:pPr>
         <w:numPr>
           <w:ilvl w:val="1"/>
           <w:numId w:val="2"/>
         </w:numPr>
-        <w:ind w:left="1440" w:hanging="360"/>
-        <w:rPr>
-          <w:u w:val="none"/>
-        </w:rPr>
-      </w:pPr>
-      <w:r>
-        <w:rPr>
-          <w:rtl w:val="0"/>
-        </w:rPr>
-        <w:t xml:space="preserve">Remove the non-linear operators from your network, and report the results obtained. How do the results compare?</w:t>
-      </w:r>
-    </w:p>
-    <w:p>
-      <w:pPr>
-        <w:pageBreakBefore w:val="0"/>
-        <w:ind w:left="1440" w:firstLine="0"/>
-        <w:rPr/>
-      </w:pPr>
-      <w:r>
-        <w:rPr>
-          <w:rtl w:val="0"/>
-        </w:rPr>
-      </w:r>
-    </w:p>
-    <w:p>
-      <w:pPr>
-        <w:pageBreakBefore w:val="0"/>
-        <w:ind w:left="0" w:firstLine="0"/>
-        <w:rPr/>
-      </w:pPr>
-      <w:r>
-        <w:rPr>
-          <w:rtl w:val="0"/>
-        </w:rPr>
-        <w:t xml:space="preserve">(</w:t>
-      </w:r>
-      <w:r>
-        <w:rPr>
-          <w:b w:val="1"/>
-          <w:color w:val="ff0000"/>
-          <w:rtl w:val="0"/>
-        </w:rPr>
-        <w:t xml:space="preserve">*</w:t>
-      </w:r>
-      <w:r>
-        <w:rPr>
-          <w:rtl w:val="0"/>
-        </w:rPr>
-        <w:t xml:space="preserve">) Notice that the training data contains more negative examples than positive. Use some machine learning strategy to deal with this form of unbalance, as well as when measuring your performance.</w:t>
-      </w:r>
-    </w:p>
-    <w:p>
-      <w:pPr>
-        <w:pageBreakBefore w:val="0"/>
-        <w:ind w:left="0" w:firstLine="0"/>
-        <w:rPr/>
-      </w:pPr>
-      <w:r>
-        <w:rPr>
-          <w:rtl w:val="0"/>
-        </w:rPr>
-      </w:r>
-    </w:p>
-    <w:p>
-      <w:pPr>
-        <w:pageBreakBefore w:val="0"/>
+      </w:pPr>
+      <w:r>
+        <w:t>Remove the non-linear operators from your network, and report the results obtained. How do the results compare?</w:t>
+      </w:r>
+    </w:p>
+    <w:p>
+      <w:pPr>
+        <w:ind w:left="1440"/>
+      </w:pPr>
+    </w:p>
+    <w:p>
+      <w:r>
+        <w:lastRenderedPageBreak/>
+        <w:t>(</w:t>
+      </w:r>
+      <w:r>
+        <w:rPr>
+          <w:b/>
+          <w:color w:val="FF0000"/>
+        </w:rPr>
+        <w:t>*</w:t>
+      </w:r>
+      <w:r>
+        <w:t>) Notice that the training data contains more negative examples than positive. Use some machine learning strategy to deal with this form of unbalance, as well as when measuring your performance.</w:t>
+      </w:r>
+    </w:p>
+    <w:p/>
+    <w:p>
+      <w:pPr>
         <w:numPr>
           <w:ilvl w:val="1"/>
           <w:numId w:val="2"/>
         </w:numPr>
-        <w:ind w:left="1440" w:hanging="360"/>
-        <w:rPr>
-          <w:u w:val="none"/>
-        </w:rPr>
-      </w:pPr>
-      <w:r>
-        <w:rPr>
-          <w:rtl w:val="0"/>
-        </w:rPr>
+      </w:pPr>
+      <w:r>
         <w:t xml:space="preserve">Use your model to predict the detection of 9-amino-acids peptides from the </w:t>
       </w:r>
       <w:r>
         <w:rPr>
-          <w:b w:val="1"/>
-          <w:rtl w:val="0"/>
+          <w:b/>
         </w:rPr>
         <w:t xml:space="preserve">Spike </w:t>
       </w:r>
       <w:r>
-        <w:rPr>
-          <w:rtl w:val="0"/>
-        </w:rPr>
         <w:t xml:space="preserve">protein of the SARS-CoV-2, that is: all its consecutive 9-mer segments out of its 1273-amino-acid sequence. You can download this sequence from this page: </w:t>
       </w:r>
-      <w:hyperlink r:id="rId9">
+      <w:hyperlink r:id="rId8">
         <w:r>
           <w:rPr>
-            <w:color w:val="1155cc"/>
+            <w:color w:val="1155CC"/>
             <w:u w:val="single"/>
-            <w:rtl w:val="0"/>
           </w:rPr>
-          <w:t xml:space="preserve">https://www.uniprot.org/uniprotkb/P0DTC2/entry</w:t>
+          <w:t>https://www.uniprot.org/uniprotkb/P0DTC2/entry</w:t>
         </w:r>
       </w:hyperlink>
       <w:r>
-        <w:rPr>
-          <w:rtl w:val="0"/>
-        </w:rPr>
         <w:t xml:space="preserve">. Include in your report (as well as notify the CDC) the top 3 most detectable peptides in this protein </w:t>
       </w:r>
       <w:r>
         <w:rPr>
-          <w:shd w:fill="fff2cc" w:val="clear"/>
-          <w:rtl w:val="0"/>
-        </w:rPr>
-        <w:t xml:space="preserve">(and by which allele)</w:t>
-      </w:r>
-      <w:r>
-        <w:rPr>
-          <w:rtl w:val="0"/>
-        </w:rPr>
-        <w:t xml:space="preserve">.</w:t>
-      </w:r>
-    </w:p>
-    <w:p>
-      <w:pPr>
-        <w:pageBreakBefore w:val="0"/>
-        <w:ind w:left="0" w:firstLine="0"/>
-        <w:rPr/>
-      </w:pPr>
-      <w:r>
-        <w:rPr>
-          <w:rtl w:val="0"/>
-        </w:rPr>
-      </w:r>
-    </w:p>
-    <w:p>
-      <w:pPr>
-        <w:pageBreakBefore w:val="0"/>
-        <w:rPr>
-          <w:b w:val="1"/>
-        </w:rPr>
-      </w:pPr>
-      <w:r>
-        <w:rPr>
-          <w:b w:val="1"/>
-          <w:rtl w:val="0"/>
-        </w:rPr>
-        <w:t xml:space="preserve">Theoretical Questions:</w:t>
-      </w:r>
-    </w:p>
-    <w:p>
-      <w:pPr>
-        <w:pageBreakBefore w:val="0"/>
-        <w:rPr/>
-      </w:pPr>
-      <w:r>
-        <w:rPr>
-          <w:rtl w:val="0"/>
-        </w:rPr>
-      </w:r>
-    </w:p>
-    <w:p>
-      <w:pPr>
-        <w:pageBreakBefore w:val="0"/>
+          <w:shd w:val="clear" w:color="auto" w:fill="FFF2CC"/>
+        </w:rPr>
+        <w:t>(and by which allele)</w:t>
+      </w:r>
+      <w:r>
+        <w:t>.</w:t>
+      </w:r>
+    </w:p>
+    <w:p/>
+    <w:p>
+      <w:pPr>
+        <w:rPr>
+          <w:b/>
+        </w:rPr>
+      </w:pPr>
+      <w:r>
+        <w:rPr>
+          <w:b/>
+        </w:rPr>
+        <w:t>Theoretical Questions:</w:t>
+      </w:r>
+    </w:p>
+    <w:p/>
+    <w:p>
+      <w:pPr>
         <w:numPr>
           <w:ilvl w:val="0"/>
           <w:numId w:val="1"/>
         </w:numPr>
-        <w:ind w:left="720" w:hanging="360"/>
-        <w:rPr>
-          <w:u w:val="none"/>
-        </w:rPr>
-      </w:pPr>
-      <w:r>
-        <w:rPr>
-          <w:rtl w:val="0"/>
-        </w:rPr>
-        <w:t xml:space="preserve">Show that the composition of linear functions is a linear function. Show that the composition of affine transformations remains an affine function.</w:t>
-      </w:r>
-    </w:p>
-    <w:p>
-      <w:pPr>
-        <w:pageBreakBefore w:val="0"/>
+      </w:pPr>
+      <w:r>
+        <w:t>Show that the composition of linear functions is a linear function. Show that the composition of affine transformations remains an affine function.</w:t>
+      </w:r>
+    </w:p>
+    <w:p>
+      <w:pPr>
         <w:numPr>
           <w:ilvl w:val="0"/>
           <w:numId w:val="1"/>
         </w:numPr>
-        <w:ind w:left="720" w:hanging="360"/>
-        <w:rPr>
-          <w:u w:val="none"/>
-        </w:rPr>
-      </w:pPr>
-      <w:r>
-        <w:rPr>
-          <w:rtl w:val="0"/>
-        </w:rPr>
-        <w:t xml:space="preserve">The Gradient Descent (GD) method and the learning rate:</w:t>
-      </w:r>
-    </w:p>
-    <w:p>
-      <w:pPr>
-        <w:pageBreakBefore w:val="0"/>
+      </w:pPr>
+      <w:r>
+        <w:t>The Gradient Descent (GD) method and the learning rate:</w:t>
+      </w:r>
+    </w:p>
+    <w:p>
+      <w:pPr>
         <w:numPr>
           <w:ilvl w:val="1"/>
           <w:numId w:val="1"/>
         </w:numPr>
-        <w:ind w:left="1440" w:hanging="360"/>
-        <w:rPr>
-          <w:u w:val="none"/>
-        </w:rPr>
-      </w:pPr>
-      <w:r>
-        <w:rPr>
-          <w:rtl w:val="0"/>
-        </w:rPr>
-        <w:t xml:space="preserve">Write down the GD update equations for x and y when minimizing:</w:t>
-      </w:r>
-    </w:p>
-    <w:p>
-      <w:pPr>
-        <w:pageBreakBefore w:val="0"/>
-        <w:ind w:left="1440" w:firstLine="0"/>
-        <w:rPr/>
-      </w:pPr>
-      <w:r>
-        <w:rPr>
-          <w:rtl w:val="0"/>
-        </w:rPr>
-      </w:r>
-    </w:p>
-    <w:p>
-      <w:pPr>
-        <w:ind w:left="1440" w:firstLine="0"/>
-        <w:rPr/>
-      </w:pPr>
-      <w:r>
-        <w:rPr/>
+      </w:pPr>
+      <w:r>
+        <w:t>Write down the GD update equations for x and y when minimizing:</w:t>
+      </w:r>
+    </w:p>
+    <w:p>
+      <w:pPr>
+        <w:ind w:left="1440"/>
+      </w:pPr>
+    </w:p>
+    <w:p>
+      <w:pPr>
+        <w:ind w:left="1440"/>
+      </w:pPr>
+      <w:r>
+        <w:rPr>
+          <w:noProof/>
+        </w:rPr>
         <w:drawing>
-          <wp:inline distB="114300" distT="114300" distL="114300" distR="114300">
+          <wp:inline distT="114300" distB="114300" distL="114300" distR="114300" wp14:anchorId="010E2F95" wp14:editId="18441A02">
             <wp:extent cx="2643188" cy="242675"/>
-            <wp:effectExtent b="0" l="0" r="0" t="0"/>
+            <wp:effectExtent l="0" t="0" r="0" b="0"/>
             <wp:docPr id="2" name="image1.png"/>
-            <a:graphic>
+            <wp:cNvGraphicFramePr/>
+            <a:graphic xmlns:a="http://schemas.openxmlformats.org/drawingml/2006/main">
               <a:graphicData uri="http://schemas.openxmlformats.org/drawingml/2006/picture">
-                <pic:pic>
+                <pic:pic xmlns:pic="http://schemas.openxmlformats.org/drawingml/2006/picture">
                   <pic:nvPicPr>
                     <pic:cNvPr id="0" name="image1.png"/>
                     <pic:cNvPicPr preferRelativeResize="0"/>
                   </pic:nvPicPr>
                   <pic:blipFill>
-                    <a:blip r:embed="rId10"/>
-                    <a:srcRect b="0" l="0" r="0" t="0"/>
+                    <a:blip r:embed="rId9"/>
+                    <a:srcRect/>
                     <a:stretch>
                       <a:fillRect/>
                     </a:stretch>
@@ -664,7 +374,9 @@
                       <a:off x="0" y="0"/>
                       <a:ext cx="2643188" cy="242675"/>
                     </a:xfrm>
-                    <a:prstGeom prst="rect"/>
+                    <a:prstGeom prst="rect">
+                      <a:avLst/>
+                    </a:prstGeom>
                     <a:ln/>
                   </pic:spPr>
                 </pic:pic>
@@ -673,59 +385,42 @@
           </wp:inline>
         </w:drawing>
       </w:r>
-      <w:r>
-        <w:rPr>
-          <w:rtl w:val="0"/>
-        </w:rPr>
-      </w:r>
-    </w:p>
-    <w:p>
-      <w:pPr>
-        <w:pageBreakBefore w:val="0"/>
-        <w:ind w:left="1440" w:firstLine="0"/>
-        <w:rPr/>
-      </w:pPr>
-      <w:r>
-        <w:rPr>
-          <w:rtl w:val="0"/>
-        </w:rPr>
-      </w:r>
-    </w:p>
-    <w:p>
-      <w:pPr>
-        <w:pageBreakBefore w:val="0"/>
+    </w:p>
+    <w:p>
+      <w:pPr>
+        <w:ind w:left="1440"/>
+      </w:pPr>
+    </w:p>
+    <w:p>
+      <w:pPr>
         <w:numPr>
           <w:ilvl w:val="1"/>
           <w:numId w:val="1"/>
         </w:numPr>
-        <w:ind w:left="1440" w:hanging="360"/>
-        <w:rPr>
-          <w:u w:val="none"/>
-        </w:rPr>
-      </w:pPr>
-      <w:r>
-        <w:rPr>
-          <w:rtl w:val="0"/>
-        </w:rPr>
+      </w:pPr>
+      <w:r>
         <w:t xml:space="preserve">What’s the maximal learning rate possible - what happens when it is exceeded? (hint: reach a form of </w:t>
       </w:r>
       <w:r>
-        <w:rPr/>
+        <w:rPr>
+          <w:noProof/>
+        </w:rPr>
         <w:drawing>
-          <wp:inline distB="114300" distT="114300" distL="114300" distR="114300">
+          <wp:inline distT="114300" distB="114300" distL="114300" distR="114300" wp14:anchorId="07A67F05" wp14:editId="19639BF4">
             <wp:extent cx="1362075" cy="190500"/>
-            <wp:effectExtent b="0" l="0" r="0" t="0"/>
+            <wp:effectExtent l="0" t="0" r="0" b="0"/>
             <wp:docPr id="1" name="image7.png"/>
-            <a:graphic>
+            <wp:cNvGraphicFramePr/>
+            <a:graphic xmlns:a="http://schemas.openxmlformats.org/drawingml/2006/main">
               <a:graphicData uri="http://schemas.openxmlformats.org/drawingml/2006/picture">
-                <pic:pic>
+                <pic:pic xmlns:pic="http://schemas.openxmlformats.org/drawingml/2006/picture">
                   <pic:nvPicPr>
                     <pic:cNvPr id="0" name="image7.png"/>
                     <pic:cNvPicPr preferRelativeResize="0"/>
                   </pic:nvPicPr>
                   <pic:blipFill>
-                    <a:blip r:embed="rId11"/>
-                    <a:srcRect b="0" l="0" r="0" t="0"/>
+                    <a:blip r:embed="rId10"/>
+                    <a:srcRect/>
                     <a:stretch>
                       <a:fillRect/>
                     </a:stretch>
@@ -735,7 +430,9 @@
                       <a:off x="0" y="0"/>
                       <a:ext cx="1362075" cy="190500"/>
                     </a:xfrm>
-                    <a:prstGeom prst="rect"/>
+                    <a:prstGeom prst="rect">
+                      <a:avLst/>
+                    </a:prstGeom>
                     <a:ln/>
                   </pic:spPr>
                 </pic:pic>
@@ -745,80 +442,46 @@
         </w:drawing>
       </w:r>
       <w:r>
-        <w:rPr>
-          <w:rtl w:val="0"/>
-        </w:rPr>
         <w:t xml:space="preserve"> for both x and y)</w:t>
       </w:r>
     </w:p>
     <w:p>
       <w:pPr>
-        <w:pageBreakBefore w:val="0"/>
         <w:numPr>
           <w:ilvl w:val="1"/>
           <w:numId w:val="1"/>
         </w:numPr>
-        <w:ind w:left="1440" w:hanging="360"/>
-        <w:rPr>
-          <w:u w:val="none"/>
-        </w:rPr>
-      </w:pPr>
-      <w:r>
-        <w:rPr>
-          <w:rtl w:val="0"/>
-        </w:rPr>
-        <w:t xml:space="preserve">What value in the minimization term determines this maximal learning rate?</w:t>
-      </w:r>
-    </w:p>
-    <w:p>
-      <w:pPr>
-        <w:pageBreakBefore w:val="0"/>
+      </w:pPr>
+      <w:r>
+        <w:t>What value in the minimization term determines this maximal learning rate?</w:t>
+      </w:r>
+    </w:p>
+    <w:p>
+      <w:pPr>
         <w:numPr>
           <w:ilvl w:val="1"/>
           <w:numId w:val="1"/>
         </w:numPr>
-        <w:ind w:left="1440" w:hanging="360"/>
-        <w:rPr>
-          <w:u w:val="none"/>
-        </w:rPr>
-      </w:pPr>
-      <w:r>
-        <w:rPr>
-          <w:rtl w:val="0"/>
-        </w:rPr>
-        <w:t xml:space="preserve">Which variable takes the longest to converge? What value in the minimization term determines that?</w:t>
-      </w:r>
-    </w:p>
-    <w:p>
-      <w:pPr>
-        <w:pageBreakBefore w:val="0"/>
+      </w:pPr>
+      <w:r>
+        <w:t>Which variable takes the longest to converge? What value in the minimization term determines that?</w:t>
+      </w:r>
+    </w:p>
+    <w:p>
+      <w:pPr>
         <w:numPr>
           <w:ilvl w:val="0"/>
           <w:numId w:val="1"/>
         </w:numPr>
-        <w:ind w:left="720" w:hanging="360"/>
-        <w:rPr>
-          <w:u w:val="none"/>
-        </w:rPr>
-      </w:pPr>
-      <w:r>
-        <w:rPr>
-          <w:rtl w:val="0"/>
-        </w:rPr>
-        <w:t xml:space="preserve">Assume a network is required to predict an angle (0-360 degrees). How will you define a prediction loss that accounts for the circularity of this quantity, i.e., the loss between 2 and 360 is not 358, but 2 (since 0 is 360..). Write your answer in a pseudo-code.</w:t>
-      </w:r>
-    </w:p>
-    <w:p>
-      <w:pPr>
-        <w:pageBreakBefore w:val="0"/>
-        <w:ind w:left="720" w:firstLine="0"/>
-        <w:rPr/>
-      </w:pPr>
-      <w:r>
-        <w:rPr>
-          <w:rtl w:val="0"/>
-        </w:rPr>
-      </w:r>
+      </w:pPr>
+      <w:r>
+        <w:t>Assume a network is required to predict an angle (0-360 degrees). How will you define a prediction loss that accounts for the circularity of this quantity, i.e., the loss between 2 and 360 is not 358, but 2 (since 0 is 360..). Write your answer in a pseudo-code.</w:t>
+      </w:r>
+    </w:p>
+    <w:p>
+      <w:pPr>
+        <w:ind w:left="720"/>
+      </w:pPr>
     </w:p>
     <w:p>
       <w:pPr>
@@ -826,12 +489,8 @@
           <w:ilvl w:val="0"/>
           <w:numId w:val="1"/>
         </w:numPr>
-        <w:ind w:left="720" w:hanging="360"/>
-      </w:pPr>
-      <w:r>
-        <w:rPr>
-          <w:rtl w:val="0"/>
-        </w:rPr>
+      </w:pPr>
+      <w:r>
         <w:t xml:space="preserve">Chain Rule. Differentiate the following terms (specify the points of evaluation of each function): </w:t>
       </w:r>
     </w:p>
@@ -841,42 +500,35 @@
           <w:ilvl w:val="1"/>
           <w:numId w:val="1"/>
         </w:numPr>
-        <w:ind w:left="1440" w:hanging="360"/>
-      </w:pPr>
-      <w:r>
-        <w:rPr>
-          <w:rtl w:val="0"/>
-        </w:rPr>
-      </w:r>
+      </w:pPr>
     </w:p>
     <w:p>
       <w:pPr>
         <w:ind w:left="1440" w:firstLine="720"/>
-        <w:rPr/>
-      </w:pPr>
-      <w:r>
-        <w:rPr>
-          <w:rtl w:val="0"/>
-        </w:rPr>
+      </w:pPr>
+      <w:r>
         <w:t xml:space="preserve"> </w:t>
       </w:r>
       <w:r>
-        <w:rPr/>
+        <w:rPr>
+          <w:noProof/>
+        </w:rPr>
         <w:drawing>
-          <wp:inline distB="114300" distT="114300" distL="114300" distR="114300">
+          <wp:inline distT="114300" distB="114300" distL="114300" distR="114300" wp14:anchorId="1D629328" wp14:editId="69B42781">
             <wp:extent cx="1365242" cy="393820"/>
-            <wp:effectExtent b="0" l="0" r="0" t="0"/>
+            <wp:effectExtent l="0" t="0" r="0" b="0"/>
             <wp:docPr id="5" name="image4.png"/>
-            <a:graphic>
+            <wp:cNvGraphicFramePr/>
+            <a:graphic xmlns:a="http://schemas.openxmlformats.org/drawingml/2006/main">
               <a:graphicData uri="http://schemas.openxmlformats.org/drawingml/2006/picture">
-                <pic:pic>
+                <pic:pic xmlns:pic="http://schemas.openxmlformats.org/drawingml/2006/picture">
                   <pic:nvPicPr>
                     <pic:cNvPr id="0" name="image4.png"/>
                     <pic:cNvPicPr preferRelativeResize="0"/>
                   </pic:nvPicPr>
                   <pic:blipFill>
-                    <a:blip r:embed="rId12"/>
-                    <a:srcRect b="0" l="0" r="0" t="0"/>
+                    <a:blip r:embed="rId11"/>
+                    <a:srcRect/>
                     <a:stretch>
                       <a:fillRect/>
                     </a:stretch>
@@ -886,7 +538,9 @@
                       <a:off x="0" y="0"/>
                       <a:ext cx="1365242" cy="393820"/>
                     </a:xfrm>
-                    <a:prstGeom prst="rect"/>
+                    <a:prstGeom prst="rect">
+                      <a:avLst/>
+                    </a:prstGeom>
                     <a:ln/>
                   </pic:spPr>
                 </pic:pic>
@@ -895,11 +549,6 @@
           </wp:inline>
         </w:drawing>
       </w:r>
-      <w:r>
-        <w:rPr>
-          <w:rtl w:val="0"/>
-        </w:rPr>
-      </w:r>
     </w:p>
     <w:p>
       <w:pPr>
@@ -907,41 +556,32 @@
           <w:ilvl w:val="1"/>
           <w:numId w:val="1"/>
         </w:numPr>
-        <w:ind w:left="1440" w:hanging="360"/>
-      </w:pPr>
-      <w:r>
-        <w:rPr>
-          <w:rtl w:val="0"/>
-        </w:rPr>
-      </w:r>
-    </w:p>
-    <w:p>
-      <w:pPr>
-        <w:rPr/>
-      </w:pPr>
-      <w:r>
-        <w:rPr>
-          <w:rtl w:val="0"/>
-        </w:rPr>
+      </w:pPr>
+    </w:p>
+    <w:p>
+      <w:r>
         <w:t xml:space="preserve">                                    </w:t>
       </w:r>
       <w:r>
-        <w:rPr/>
+        <w:rPr>
+          <w:noProof/>
+        </w:rPr>
         <w:drawing>
-          <wp:inline distB="114300" distT="114300" distL="114300" distR="114300">
+          <wp:inline distT="114300" distB="114300" distL="114300" distR="114300" wp14:anchorId="3F5C6A60" wp14:editId="5769B340">
             <wp:extent cx="1366558" cy="354613"/>
-            <wp:effectExtent b="0" l="0" r="0" t="0"/>
+            <wp:effectExtent l="0" t="0" r="0" b="0"/>
             <wp:docPr id="4" name="image5.png"/>
-            <a:graphic>
+            <wp:cNvGraphicFramePr/>
+            <a:graphic xmlns:a="http://schemas.openxmlformats.org/drawingml/2006/main">
               <a:graphicData uri="http://schemas.openxmlformats.org/drawingml/2006/picture">
-                <pic:pic>
+                <pic:pic xmlns:pic="http://schemas.openxmlformats.org/drawingml/2006/picture">
                   <pic:nvPicPr>
                     <pic:cNvPr id="0" name="image5.png"/>
                     <pic:cNvPicPr preferRelativeResize="0"/>
                   </pic:nvPicPr>
                   <pic:blipFill>
-                    <a:blip r:embed="rId13"/>
-                    <a:srcRect b="0" l="0" r="0" t="0"/>
+                    <a:blip r:embed="rId12"/>
+                    <a:srcRect/>
                     <a:stretch>
                       <a:fillRect/>
                     </a:stretch>
@@ -951,7 +591,9 @@
                       <a:off x="0" y="0"/>
                       <a:ext cx="1366558" cy="354613"/>
                     </a:xfrm>
-                    <a:prstGeom prst="rect"/>
+                    <a:prstGeom prst="rect">
+                      <a:avLst/>
+                    </a:prstGeom>
                     <a:ln/>
                   </pic:spPr>
                 </pic:pic>
@@ -960,11 +602,6 @@
           </wp:inline>
         </w:drawing>
       </w:r>
-      <w:r>
-        <w:rPr>
-          <w:rtl w:val="0"/>
-        </w:rPr>
-      </w:r>
     </w:p>
     <w:p>
       <w:pPr>
@@ -972,42 +609,35 @@
           <w:ilvl w:val="1"/>
           <w:numId w:val="1"/>
         </w:numPr>
-        <w:ind w:left="1440" w:hanging="360"/>
-      </w:pPr>
-      <w:r>
-        <w:rPr>
-          <w:rtl w:val="0"/>
-        </w:rPr>
-      </w:r>
-    </w:p>
-    <w:p>
-      <w:pPr>
-        <w:ind w:left="1440" w:firstLine="0"/>
-        <w:rPr/>
-      </w:pPr>
-      <w:r>
-        <w:rPr>
-          <w:rtl w:val="0"/>
-        </w:rPr>
+      </w:pPr>
+    </w:p>
+    <w:p>
+      <w:pPr>
+        <w:ind w:left="1440"/>
+      </w:pPr>
+      <w:r>
         <w:t xml:space="preserve">            </w:t>
       </w:r>
       <w:r>
-        <w:rPr/>
+        <w:rPr>
+          <w:noProof/>
+        </w:rPr>
         <w:drawing>
-          <wp:inline distB="114300" distT="114300" distL="114300" distR="114300">
+          <wp:inline distT="114300" distB="114300" distL="114300" distR="114300" wp14:anchorId="0D0E77F1" wp14:editId="7F1C1C48">
             <wp:extent cx="2690719" cy="348797"/>
-            <wp:effectExtent b="0" l="0" r="0" t="0"/>
+            <wp:effectExtent l="0" t="0" r="0" b="0"/>
             <wp:docPr id="6" name="image6.png"/>
-            <a:graphic>
+            <wp:cNvGraphicFramePr/>
+            <a:graphic xmlns:a="http://schemas.openxmlformats.org/drawingml/2006/main">
               <a:graphicData uri="http://schemas.openxmlformats.org/drawingml/2006/picture">
-                <pic:pic>
+                <pic:pic xmlns:pic="http://schemas.openxmlformats.org/drawingml/2006/picture">
                   <pic:nvPicPr>
                     <pic:cNvPr id="0" name="image6.png"/>
                     <pic:cNvPicPr preferRelativeResize="0"/>
                   </pic:nvPicPr>
                   <pic:blipFill>
-                    <a:blip r:embed="rId14"/>
-                    <a:srcRect b="0" l="0" r="0" t="0"/>
+                    <a:blip r:embed="rId13"/>
+                    <a:srcRect/>
                     <a:stretch>
                       <a:fillRect/>
                     </a:stretch>
@@ -1017,7 +647,9 @@
                       <a:off x="0" y="0"/>
                       <a:ext cx="2690719" cy="348797"/>
                     </a:xfrm>
-                    <a:prstGeom prst="rect"/>
+                    <a:prstGeom prst="rect">
+                      <a:avLst/>
+                    </a:prstGeom>
                     <a:ln/>
                   </pic:spPr>
                 </pic:pic>
@@ -1026,11 +658,6 @@
           </wp:inline>
         </w:drawing>
       </w:r>
-      <w:r>
-        <w:rPr>
-          <w:rtl w:val="0"/>
-        </w:rPr>
-      </w:r>
     </w:p>
     <w:p>
       <w:pPr>
@@ -1038,42 +665,35 @@
           <w:ilvl w:val="1"/>
           <w:numId w:val="1"/>
         </w:numPr>
-        <w:ind w:left="1440" w:hanging="360"/>
-      </w:pPr>
-      <w:r>
-        <w:rPr>
-          <w:rtl w:val="0"/>
-        </w:rPr>
-      </w:r>
-    </w:p>
-    <w:p>
-      <w:pPr>
-        <w:ind w:left="1440" w:firstLine="0"/>
-        <w:rPr/>
-      </w:pPr>
-      <w:r>
-        <w:rPr>
-          <w:rtl w:val="0"/>
-        </w:rPr>
+      </w:pPr>
+    </w:p>
+    <w:p>
+      <w:pPr>
+        <w:ind w:left="1440"/>
+      </w:pPr>
+      <w:r>
         <w:t xml:space="preserve">               </w:t>
       </w:r>
       <w:r>
-        <w:rPr/>
+        <w:rPr>
+          <w:noProof/>
+        </w:rPr>
         <w:drawing>
-          <wp:inline distB="114300" distT="114300" distL="114300" distR="114300">
+          <wp:inline distT="114300" distB="114300" distL="114300" distR="114300" wp14:anchorId="7475FE26" wp14:editId="6DA3EBB7">
             <wp:extent cx="1619134" cy="346957"/>
-            <wp:effectExtent b="0" l="0" r="0" t="0"/>
+            <wp:effectExtent l="0" t="0" r="0" b="0"/>
             <wp:docPr id="3" name="image3.png"/>
-            <a:graphic>
+            <wp:cNvGraphicFramePr/>
+            <a:graphic xmlns:a="http://schemas.openxmlformats.org/drawingml/2006/main">
               <a:graphicData uri="http://schemas.openxmlformats.org/drawingml/2006/picture">
-                <pic:pic>
+                <pic:pic xmlns:pic="http://schemas.openxmlformats.org/drawingml/2006/picture">
                   <pic:nvPicPr>
                     <pic:cNvPr id="0" name="image3.png"/>
                     <pic:cNvPicPr preferRelativeResize="0"/>
                   </pic:nvPicPr>
                   <pic:blipFill>
-                    <a:blip r:embed="rId15"/>
-                    <a:srcRect b="0" l="0" r="0" t="0"/>
+                    <a:blip r:embed="rId14"/>
+                    <a:srcRect/>
                     <a:stretch>
                       <a:fillRect/>
                     </a:stretch>
@@ -1083,7 +703,9 @@
                       <a:off x="0" y="0"/>
                       <a:ext cx="1619134" cy="346957"/>
                     </a:xfrm>
-                    <a:prstGeom prst="rect"/>
+                    <a:prstGeom prst="rect">
+                      <a:avLst/>
+                    </a:prstGeom>
                     <a:ln/>
                   </pic:spPr>
                 </pic:pic>
@@ -1092,154 +714,84 @@
           </wp:inline>
         </w:drawing>
       </w:r>
-      <w:r>
-        <w:rPr>
-          <w:rtl w:val="0"/>
-        </w:rPr>
-      </w:r>
-    </w:p>
-    <w:p>
-      <w:pPr>
-        <w:pageBreakBefore w:val="0"/>
-        <w:rPr/>
-      </w:pPr>
-      <w:r>
-        <w:rPr>
-          <w:rtl w:val="0"/>
-        </w:rPr>
-      </w:r>
-    </w:p>
-    <w:p>
-      <w:pPr>
-        <w:pageBreakBefore w:val="0"/>
-        <w:rPr>
-          <w:b w:val="1"/>
-        </w:rPr>
-      </w:pPr>
-      <w:r>
-        <w:rPr>
-          <w:b w:val="1"/>
-          <w:rtl w:val="0"/>
-        </w:rPr>
-        <w:t xml:space="preserve">Submission Guidelines:</w:t>
-      </w:r>
-    </w:p>
-    <w:p>
-      <w:pPr>
-        <w:pageBreakBefore w:val="0"/>
-        <w:rPr>
-          <w:b w:val="1"/>
-        </w:rPr>
-      </w:pPr>
-      <w:r>
-        <w:rPr>
-          <w:rtl w:val="0"/>
-        </w:rPr>
-      </w:r>
-    </w:p>
-    <w:p>
-      <w:pPr>
-        <w:pageBreakBefore w:val="0"/>
-        <w:rPr/>
-      </w:pPr>
-      <w:r>
-        <w:rPr>
-          <w:rtl w:val="0"/>
-        </w:rPr>
+    </w:p>
+    <w:p/>
+    <w:p>
+      <w:pPr>
+        <w:rPr>
+          <w:b/>
+        </w:rPr>
+      </w:pPr>
+      <w:r>
+        <w:rPr>
+          <w:b/>
+        </w:rPr>
+        <w:t>Submission Guidelines:</w:t>
+      </w:r>
+    </w:p>
+    <w:p>
+      <w:pPr>
+        <w:rPr>
+          <w:b/>
+        </w:rPr>
+      </w:pPr>
+    </w:p>
+    <w:p>
+      <w:r>
         <w:t xml:space="preserve">The submission is in </w:t>
       </w:r>
       <w:r>
         <w:rPr>
-          <w:b w:val="1"/>
+          <w:b/>
           <w:u w:val="single"/>
-          <w:rtl w:val="0"/>
-        </w:rPr>
-        <w:t xml:space="preserve">pairs</w:t>
-      </w:r>
-      <w:r>
-        <w:rPr>
-          <w:b w:val="1"/>
-          <w:rtl w:val="0"/>
+        </w:rPr>
+        <w:t>pairs</w:t>
+      </w:r>
+      <w:r>
+        <w:rPr>
+          <w:b/>
         </w:rPr>
         <w:t xml:space="preserve">. </w:t>
       </w:r>
       <w:r>
-        <w:rPr>
-          <w:rtl w:val="0"/>
-        </w:rPr>
-        <w:t xml:space="preserve">Please submit a single zip file named “ex1_ID1_ID2.zip”. This file should contain your code, along with an ”ex1.pdf” file which should contain your answers to the theoretical part as well as the figures/text for the practical part. Furthermore, include in this compressed file a README with your names and cse usernames.</w:t>
-      </w:r>
-    </w:p>
-    <w:p>
-      <w:pPr>
-        <w:pageBreakBefore w:val="0"/>
-        <w:rPr/>
-      </w:pPr>
-      <w:r>
-        <w:rPr>
-          <w:rtl w:val="0"/>
-        </w:rPr>
-        <w:t xml:space="preserve">Please write readable code, with documentation where needed, as the code will also be checked manually.</w:t>
-      </w:r>
-    </w:p>
-    <w:p>
-      <w:pPr>
-        <w:pageBreakBefore w:val="0"/>
-        <w:rPr/>
-      </w:pPr>
-      <w:r>
-        <w:rPr>
-          <w:rtl w:val="0"/>
-        </w:rPr>
-      </w:r>
-    </w:p>
-    <w:p>
-      <w:pPr>
-        <w:rPr/>
-      </w:pPr>
-      <w:r>
-        <w:rPr>
-          <w:rtl w:val="0"/>
-        </w:rPr>
-        <w:t xml:space="preserve">Late submission - 10 points reduction for each day. Submissions will not be accepted after 4 days.</w:t>
-      </w:r>
-    </w:p>
-    <w:p>
-      <w:pPr>
-        <w:pageBreakBefore w:val="0"/>
+        <w:t>Please submit a single zip file named “ex1_ID1_ID2.zip”. This file should contain your code, along with an ”ex1.pdf” file which should contain your answers to the theoretical part as well as the figures/text for the practical part. Furthermore, include in this compressed file a README with your names and cse usernames.</w:t>
+      </w:r>
+    </w:p>
+    <w:p>
+      <w:r>
+        <w:t>Please write readable code, with documentation where needed, as the code will also be checked manually.</w:t>
+      </w:r>
+    </w:p>
+    <w:p/>
+    <w:p>
+      <w:r>
+        <w:t>Late submission - 10 points reduction for each day. Submissions will not be accepted after 4 days.</w:t>
+      </w:r>
+    </w:p>
+    <w:p>
+      <w:pPr>
         <w:rPr>
           <w:u w:val="single"/>
         </w:rPr>
       </w:pPr>
-      <w:r>
-        <w:rPr>
-          <w:rtl w:val="0"/>
-        </w:rPr>
-      </w:r>
-    </w:p>
-    <w:p>
-      <w:pPr>
-        <w:pageBreakBefore w:val="0"/>
-        <w:rPr/>
-      </w:pPr>
-      <w:r>
-        <w:rPr>
-          <w:rtl w:val="0"/>
-        </w:rPr>
-      </w:r>
-    </w:p>
+    </w:p>
+    <w:p/>
     <w:sectPr>
-      <w:pgSz w:h="15840" w:w="12240" w:orient="portrait"/>
-      <w:pgMar w:bottom="1440" w:top="1440" w:left="1440" w:right="1440" w:header="720" w:footer="720"/>
+      <w:pgSz w:w="12240" w:h="15840"/>
+      <w:pgMar w:top="1440" w:right="1440" w:bottom="1440" w:left="1440" w:header="720" w:footer="720" w:gutter="0"/>
       <w:pgNumType w:start="1"/>
+      <w:cols w:space="720"/>
     </w:sectPr>
   </w:body>
 </w:document>
 </file>
 
 <file path=word/numbering.xml><?xml version="1.0" encoding="utf-8"?>
-<w:numbering xmlns:mc="http://schemas.openxmlformats.org/markup-compatibility/2006" xmlns:o="urn:schemas-microsoft-com:office:office" xmlns:r="http://schemas.openxmlformats.org/officeDocument/2006/relationships" xmlns:m="http://schemas.openxmlformats.org/officeDocument/2006/math" xmlns:v="urn:schemas-microsoft-com:vml" xmlns:wp="http://schemas.openxmlformats.org/drawingml/2006/wordprocessingDrawing" xmlns:w10="urn:schemas-microsoft-com:office:word" xmlns:w="http://schemas.openxmlformats.org/wordprocessingml/2006/main" xmlns:wne="http://schemas.microsoft.com/office/word/2006/wordml" xmlns:sl="http://schemas.openxmlformats.org/schemaLibrary/2006/main" xmlns:a="http://schemas.openxmlformats.org/drawingml/2006/main" xmlns:pic="http://schemas.openxmlformats.org/drawingml/2006/picture" xmlns:c="http://schemas.openxmlformats.org/drawingml/2006/chart" xmlns:lc="http://schemas.openxmlformats.org/drawingml/2006/lockedCanvas" xmlns:dgm="http://schemas.openxmlformats.org/drawingml/2006/diagram" xmlns:wps="http://schemas.microsoft.com/office/word/2010/wordprocessingShape" xmlns:wpg="http://schemas.microsoft.com/office/word/2010/wordprocessingGroup" xmlns:w14="http://schemas.microsoft.com/office/word/2010/wordml" xmlns:w15="http://schemas.microsoft.com/office/word/2012/wordml" xmlns:w16="http://schemas.microsoft.com/office/word/2018/wordml" xmlns:w16cex="http://schemas.microsoft.com/office/word/2018/wordml/cex" xmlns:w16cid="http://schemas.microsoft.com/office/word/2016/wordml/cid" xmlns="http://schemas.microsoft.com/office/tasks/2019/documenttasks" xmlns:cr="http://schemas.microsoft.com/office/comments/2020/reactions">
-  <w:abstractNum w:abstractNumId="1">
+<w:numbering xmlns:wpc="http://schemas.microsoft.com/office/word/2010/wordprocessingCanvas" xmlns:cx="http://schemas.microsoft.com/office/drawing/2014/chartex" xmlns:cx1="http://schemas.microsoft.com/office/drawing/2015/9/8/chartex" xmlns:cx2="http://schemas.microsoft.com/office/drawing/2015/10/21/chartex" xmlns:cx3="http://schemas.microsoft.com/office/drawing/2016/5/9/chartex" xmlns:cx4="http://schemas.microsoft.com/office/drawing/2016/5/10/chartex" xmlns:cx5="http://schemas.microsoft.com/office/drawing/2016/5/11/chartex" xmlns:cx6="http://schemas.microsoft.com/office/drawing/2016/5/12/chartex" xmlns:cx7="http://schemas.microsoft.com/office/drawing/2016/5/13/chartex" xmlns:cx8="http://schemas.microsoft.com/office/drawing/2016/5/14/chartex" xmlns:mc="http://schemas.openxmlformats.org/markup-compatibility/2006" xmlns:aink="http://schemas.microsoft.com/office/drawing/2016/ink" xmlns:am3d="http://schemas.microsoft.com/office/drawing/2017/model3d" xmlns:o="urn:schemas-microsoft-com:office:office" xmlns:oel="http://schemas.microsoft.com/office/2019/extlst" xmlns:r="http://schemas.openxmlformats.org/officeDocument/2006/relationships" xmlns:m="http://schemas.openxmlformats.org/officeDocument/2006/math" xmlns:v="urn:schemas-microsoft-com:vml" xmlns:wp14="http://schemas.microsoft.com/office/word/2010/wordprocessingDrawing" xmlns:wp="http://schemas.openxmlformats.org/drawingml/2006/wordprocessingDrawing" xmlns:w10="urn:schemas-microsoft-com:office:word" xmlns:w="http://schemas.openxmlformats.org/wordprocessingml/2006/main" xmlns:w14="http://schemas.microsoft.com/office/word/2010/wordml" xmlns:w15="http://schemas.microsoft.com/office/word/2012/wordml" xmlns:w16cex="http://schemas.microsoft.com/office/word/2018/wordml/cex" xmlns:w16cid="http://schemas.microsoft.com/office/word/2016/wordml/cid" xmlns:w16="http://schemas.microsoft.com/office/word/2018/wordml" xmlns:w16du="http://schemas.microsoft.com/office/word/2023/wordml/word16du" xmlns:w16sdtdh="http://schemas.microsoft.com/office/word/2020/wordml/sdtdatahash" xmlns:w16sdtfl="http://schemas.microsoft.com/office/word/2024/wordml/sdtformatlock" xmlns:w16se="http://schemas.microsoft.com/office/word/2015/wordml/symex" xmlns:wpg="http://schemas.microsoft.com/office/word/2010/wordprocessingGroup" xmlns:wpi="http://schemas.microsoft.com/office/word/2010/wordprocessingInk" xmlns:wne="http://schemas.microsoft.com/office/word/2006/wordml" xmlns:wps="http://schemas.microsoft.com/office/word/2010/wordprocessingShape" mc:Ignorable="w14 w15 w16se w16cid w16 w16cex w16sdtdh w16sdtfl w16du wp14">
+  <w:abstractNum w:abstractNumId="0" w15:restartNumberingAfterBreak="0">
+    <w:nsid w:val="063709FF"/>
+    <w:multiLevelType w:val="multilevel"/>
+    <w:tmpl w:val="37622C0E"/>
     <w:lvl w:ilvl="0">
       <w:start w:val="1"/>
       <w:numFmt w:val="decimal"/>
@@ -1349,7 +901,10 @@
       </w:rPr>
     </w:lvl>
   </w:abstractNum>
-  <w:abstractNum w:abstractNumId="2">
+  <w:abstractNum w:abstractNumId="1" w15:restartNumberingAfterBreak="0">
+    <w:nsid w:val="2FFD41ED"/>
+    <w:multiLevelType w:val="multilevel"/>
+    <w:tmpl w:val="D43A623E"/>
     <w:lvl w:ilvl="0">
       <w:start w:val="1"/>
       <w:numFmt w:val="decimal"/>
@@ -1459,24 +1014,24 @@
       </w:rPr>
     </w:lvl>
   </w:abstractNum>
-  <w:num w:numId="1">
+  <w:num w:numId="1" w16cid:durableId="1136920786">
     <w:abstractNumId w:val="1"/>
   </w:num>
-  <w:num w:numId="2">
-    <w:abstractNumId w:val="2"/>
+  <w:num w:numId="2" w16cid:durableId="1949503436">
+    <w:abstractNumId w:val="0"/>
   </w:num>
 </w:numbering>
 </file>
 
 <file path=word/styles.xml><?xml version="1.0" encoding="utf-8"?>
-<w:styles xmlns:mc="http://schemas.openxmlformats.org/markup-compatibility/2006" xmlns:o="urn:schemas-microsoft-com:office:office" xmlns:r="http://schemas.openxmlformats.org/officeDocument/2006/relationships" xmlns:m="http://schemas.openxmlformats.org/officeDocument/2006/math" xmlns:v="urn:schemas-microsoft-com:vml" xmlns:wp="http://schemas.openxmlformats.org/drawingml/2006/wordprocessingDrawing" xmlns:w10="urn:schemas-microsoft-com:office:word" xmlns:w="http://schemas.openxmlformats.org/wordprocessingml/2006/main" xmlns:wne="http://schemas.microsoft.com/office/word/2006/wordml" xmlns:sl="http://schemas.openxmlformats.org/schemaLibrary/2006/main" xmlns:a="http://schemas.openxmlformats.org/drawingml/2006/main" xmlns:pic="http://schemas.openxmlformats.org/drawingml/2006/picture" xmlns:c="http://schemas.openxmlformats.org/drawingml/2006/chart" xmlns:lc="http://schemas.openxmlformats.org/drawingml/2006/lockedCanvas" xmlns:dgm="http://schemas.openxmlformats.org/drawingml/2006/diagram" xmlns:wps="http://schemas.microsoft.com/office/word/2010/wordprocessingShape" xmlns:wpg="http://schemas.microsoft.com/office/word/2010/wordprocessingGroup" xmlns:w14="http://schemas.microsoft.com/office/word/2010/wordml" xmlns:w15="http://schemas.microsoft.com/office/word/2012/wordml" xmlns:w16="http://schemas.microsoft.com/office/word/2018/wordml" xmlns:w16cex="http://schemas.microsoft.com/office/word/2018/wordml/cex" xmlns:w16cid="http://schemas.microsoft.com/office/word/2016/wordml/cid" xmlns="http://schemas.microsoft.com/office/tasks/2019/documenttasks" xmlns:cr="http://schemas.microsoft.com/office/comments/2020/reactions">
+<w:styles xmlns:mc="http://schemas.openxmlformats.org/markup-compatibility/2006" xmlns:r="http://schemas.openxmlformats.org/officeDocument/2006/relationships" xmlns:w="http://schemas.openxmlformats.org/wordprocessingml/2006/main" xmlns:w14="http://schemas.microsoft.com/office/word/2010/wordml" xmlns:w15="http://schemas.microsoft.com/office/word/2012/wordml" xmlns:w16cex="http://schemas.microsoft.com/office/word/2018/wordml/cex" xmlns:w16cid="http://schemas.microsoft.com/office/word/2016/wordml/cid" xmlns:w16="http://schemas.microsoft.com/office/word/2018/wordml" xmlns:w16du="http://schemas.microsoft.com/office/word/2023/wordml/word16du" xmlns:w16sdtdh="http://schemas.microsoft.com/office/word/2020/wordml/sdtdatahash" xmlns:w16sdtfl="http://schemas.microsoft.com/office/word/2024/wordml/sdtformatlock" xmlns:w16se="http://schemas.microsoft.com/office/word/2015/wordml/symex" mc:Ignorable="w14 w15 w16se w16cid w16 w16cex w16sdtdh w16sdtfl w16du">
   <w:docDefaults>
     <w:rPrDefault>
       <w:rPr>
-        <w:rFonts w:ascii="Arial" w:cs="Arial" w:eastAsia="Arial" w:hAnsi="Arial"/>
+        <w:rFonts w:ascii="Arial" w:eastAsia="Arial" w:hAnsi="Arial" w:cs="Arial"/>
         <w:sz w:val="22"/>
         <w:szCs w:val="22"/>
-        <w:lang w:val="en"/>
+        <w:lang w:val="en" w:eastAsia="en-IL" w:bidi="ar-SA"/>
       </w:rPr>
     </w:rPrDefault>
     <w:pPrDefault>
@@ -1485,21 +1040,399 @@
       </w:pPr>
     </w:pPrDefault>
   </w:docDefaults>
-  <w:style w:type="paragraph" w:styleId="Normal" w:default="1">
-    <w:name w:val="normal"/>
-  </w:style>
-  <w:style w:type="table" w:styleId="TableNormal" w:default="1">
-    <w:name w:val="Table Normal"/>
+  <w:latentStyles w:defLockedState="0" w:defUIPriority="99" w:defSemiHidden="0" w:defUnhideWhenUsed="0" w:defQFormat="0" w:count="376">
+    <w:lsdException w:name="Normal" w:uiPriority="0" w:qFormat="1"/>
+    <w:lsdException w:name="heading 1" w:uiPriority="9" w:qFormat="1"/>
+    <w:lsdException w:name="heading 2" w:semiHidden="1" w:uiPriority="9" w:unhideWhenUsed="1" w:qFormat="1"/>
+    <w:lsdException w:name="heading 3" w:semiHidden="1" w:uiPriority="9" w:unhideWhenUsed="1" w:qFormat="1"/>
+    <w:lsdException w:name="heading 4" w:semiHidden="1" w:uiPriority="9" w:unhideWhenUsed="1" w:qFormat="1"/>
+    <w:lsdException w:name="heading 5" w:semiHidden="1" w:uiPriority="9" w:unhideWhenUsed="1" w:qFormat="1"/>
+    <w:lsdException w:name="heading 6" w:semiHidden="1" w:uiPriority="9" w:unhideWhenUsed="1" w:qFormat="1"/>
+    <w:lsdException w:name="heading 7" w:semiHidden="1" w:uiPriority="9" w:unhideWhenUsed="1" w:qFormat="1"/>
+    <w:lsdException w:name="heading 8" w:semiHidden="1" w:uiPriority="9" w:unhideWhenUsed="1" w:qFormat="1"/>
+    <w:lsdException w:name="heading 9" w:semiHidden="1" w:uiPriority="9" w:unhideWhenUsed="1" w:qFormat="1"/>
+    <w:lsdException w:name="index 1" w:semiHidden="1" w:unhideWhenUsed="1"/>
+    <w:lsdException w:name="index 2" w:semiHidden="1" w:unhideWhenUsed="1"/>
+    <w:lsdException w:name="index 3" w:semiHidden="1" w:unhideWhenUsed="1"/>
+    <w:lsdException w:name="index 4" w:semiHidden="1" w:unhideWhenUsed="1"/>
+    <w:lsdException w:name="index 5" w:semiHidden="1" w:unhideWhenUsed="1"/>
+    <w:lsdException w:name="index 6" w:semiHidden="1" w:unhideWhenUsed="1"/>
+    <w:lsdException w:name="index 7" w:semiHidden="1" w:unhideWhenUsed="1"/>
+    <w:lsdException w:name="index 8" w:semiHidden="1" w:unhideWhenUsed="1"/>
+    <w:lsdException w:name="index 9" w:semiHidden="1" w:unhideWhenUsed="1"/>
+    <w:lsdException w:name="toc 1" w:semiHidden="1" w:uiPriority="39" w:unhideWhenUsed="1"/>
+    <w:lsdException w:name="toc 2" w:semiHidden="1" w:uiPriority="39" w:unhideWhenUsed="1"/>
+    <w:lsdException w:name="toc 3" w:semiHidden="1" w:uiPriority="39" w:unhideWhenUsed="1"/>
+    <w:lsdException w:name="toc 4" w:semiHidden="1" w:uiPriority="39" w:unhideWhenUsed="1"/>
+    <w:lsdException w:name="toc 5" w:semiHidden="1" w:uiPriority="39" w:unhideWhenUsed="1"/>
+    <w:lsdException w:name="toc 6" w:semiHidden="1" w:uiPriority="39" w:unhideWhenUsed="1"/>
+    <w:lsdException w:name="toc 7" w:semiHidden="1" w:uiPriority="39" w:unhideWhenUsed="1"/>
+    <w:lsdException w:name="toc 8" w:semiHidden="1" w:uiPriority="39" w:unhideWhenUsed="1"/>
+    <w:lsdException w:name="toc 9" w:semiHidden="1" w:uiPriority="39" w:unhideWhenUsed="1"/>
+    <w:lsdException w:name="Normal Indent" w:semiHidden="1" w:unhideWhenUsed="1"/>
+    <w:lsdException w:name="footnote text" w:semiHidden="1" w:unhideWhenUsed="1"/>
+    <w:lsdException w:name="annotation text" w:semiHidden="1" w:unhideWhenUsed="1"/>
+    <w:lsdException w:name="header" w:semiHidden="1" w:unhideWhenUsed="1"/>
+    <w:lsdException w:name="footer" w:semiHidden="1" w:unhideWhenUsed="1"/>
+    <w:lsdException w:name="index heading" w:semiHidden="1" w:unhideWhenUsed="1"/>
+    <w:lsdException w:name="caption" w:semiHidden="1" w:uiPriority="35" w:unhideWhenUsed="1" w:qFormat="1"/>
+    <w:lsdException w:name="table of figures" w:semiHidden="1" w:unhideWhenUsed="1"/>
+    <w:lsdException w:name="envelope address" w:semiHidden="1" w:unhideWhenUsed="1"/>
+    <w:lsdException w:name="envelope return" w:semiHidden="1" w:unhideWhenUsed="1"/>
+    <w:lsdException w:name="footnote reference" w:semiHidden="1" w:unhideWhenUsed="1"/>
+    <w:lsdException w:name="annotation reference" w:semiHidden="1" w:unhideWhenUsed="1"/>
+    <w:lsdException w:name="line number" w:semiHidden="1" w:unhideWhenUsed="1"/>
+    <w:lsdException w:name="page number" w:semiHidden="1" w:unhideWhenUsed="1"/>
+    <w:lsdException w:name="endnote reference" w:semiHidden="1" w:unhideWhenUsed="1"/>
+    <w:lsdException w:name="endnote text" w:semiHidden="1" w:unhideWhenUsed="1"/>
+    <w:lsdException w:name="table of authorities" w:semiHidden="1" w:unhideWhenUsed="1"/>
+    <w:lsdException w:name="macro" w:semiHidden="1" w:unhideWhenUsed="1"/>
+    <w:lsdException w:name="toa heading" w:semiHidden="1" w:unhideWhenUsed="1"/>
+    <w:lsdException w:name="List" w:semiHidden="1" w:unhideWhenUsed="1"/>
+    <w:lsdException w:name="List Bullet" w:semiHidden="1" w:unhideWhenUsed="1"/>
+    <w:lsdException w:name="List Number" w:semiHidden="1" w:unhideWhenUsed="1"/>
+    <w:lsdException w:name="List 2" w:semiHidden="1" w:unhideWhenUsed="1"/>
+    <w:lsdException w:name="List 3" w:semiHidden="1" w:unhideWhenUsed="1"/>
+    <w:lsdException w:name="List 4" w:semiHidden="1" w:unhideWhenUsed="1"/>
+    <w:lsdException w:name="List 5" w:semiHidden="1" w:unhideWhenUsed="1"/>
+    <w:lsdException w:name="List Bullet 2" w:semiHidden="1" w:unhideWhenUsed="1"/>
+    <w:lsdException w:name="List Bullet 3" w:semiHidden="1" w:unhideWhenUsed="1"/>
+    <w:lsdException w:name="List Bullet 4" w:semiHidden="1" w:unhideWhenUsed="1"/>
+    <w:lsdException w:name="List Bullet 5" w:semiHidden="1" w:unhideWhenUsed="1"/>
+    <w:lsdException w:name="List Number 2" w:semiHidden="1" w:unhideWhenUsed="1"/>
+    <w:lsdException w:name="List Number 3" w:semiHidden="1" w:unhideWhenUsed="1"/>
+    <w:lsdException w:name="List Number 4" w:semiHidden="1" w:unhideWhenUsed="1"/>
+    <w:lsdException w:name="List Number 5" w:semiHidden="1" w:unhideWhenUsed="1"/>
+    <w:lsdException w:name="Title" w:uiPriority="10" w:qFormat="1"/>
+    <w:lsdException w:name="Closing" w:semiHidden="1" w:unhideWhenUsed="1"/>
+    <w:lsdException w:name="Signature" w:semiHidden="1" w:unhideWhenUsed="1"/>
+    <w:lsdException w:name="Default Paragraph Font" w:semiHidden="1" w:uiPriority="1" w:unhideWhenUsed="1"/>
+    <w:lsdException w:name="Body Text" w:semiHidden="1" w:unhideWhenUsed="1"/>
+    <w:lsdException w:name="Body Text Indent" w:semiHidden="1" w:unhideWhenUsed="1"/>
+    <w:lsdException w:name="List Continue" w:semiHidden="1" w:unhideWhenUsed="1"/>
+    <w:lsdException w:name="List Continue 2" w:semiHidden="1" w:unhideWhenUsed="1"/>
+    <w:lsdException w:name="List Continue 3" w:semiHidden="1" w:unhideWhenUsed="1"/>
+    <w:lsdException w:name="List Continue 4" w:semiHidden="1" w:unhideWhenUsed="1"/>
+    <w:lsdException w:name="List Continue 5" w:semiHidden="1" w:unhideWhenUsed="1"/>
+    <w:lsdException w:name="Message Header" w:semiHidden="1" w:unhideWhenUsed="1"/>
+    <w:lsdException w:name="Subtitle" w:uiPriority="11" w:qFormat="1"/>
+    <w:lsdException w:name="Salutation" w:semiHidden="1" w:unhideWhenUsed="1"/>
+    <w:lsdException w:name="Date" w:semiHidden="1" w:unhideWhenUsed="1"/>
+    <w:lsdException w:name="Body Text First Indent" w:semiHidden="1" w:unhideWhenUsed="1"/>
+    <w:lsdException w:name="Body Text First Indent 2" w:semiHidden="1" w:unhideWhenUsed="1"/>
+    <w:lsdException w:name="Note Heading" w:semiHidden="1" w:unhideWhenUsed="1"/>
+    <w:lsdException w:name="Body Text 2" w:semiHidden="1" w:unhideWhenUsed="1"/>
+    <w:lsdException w:name="Body Text 3" w:semiHidden="1" w:unhideWhenUsed="1"/>
+    <w:lsdException w:name="Body Text Indent 2" w:semiHidden="1" w:unhideWhenUsed="1"/>
+    <w:lsdException w:name="Body Text Indent 3" w:semiHidden="1" w:unhideWhenUsed="1"/>
+    <w:lsdException w:name="Block Text" w:semiHidden="1" w:unhideWhenUsed="1"/>
+    <w:lsdException w:name="Hyperlink" w:semiHidden="1" w:unhideWhenUsed="1"/>
+    <w:lsdException w:name="FollowedHyperlink" w:semiHidden="1" w:unhideWhenUsed="1"/>
+    <w:lsdException w:name="Strong" w:uiPriority="22" w:qFormat="1"/>
+    <w:lsdException w:name="Emphasis" w:uiPriority="20" w:qFormat="1"/>
+    <w:lsdException w:name="Document Map" w:semiHidden="1" w:unhideWhenUsed="1"/>
+    <w:lsdException w:name="Plain Text" w:semiHidden="1" w:unhideWhenUsed="1"/>
+    <w:lsdException w:name="E-mail Signature" w:semiHidden="1" w:unhideWhenUsed="1"/>
+    <w:lsdException w:name="HTML Top of Form" w:semiHidden="1" w:unhideWhenUsed="1"/>
+    <w:lsdException w:name="HTML Bottom of Form" w:semiHidden="1" w:unhideWhenUsed="1"/>
+    <w:lsdException w:name="Normal (Web)" w:semiHidden="1" w:unhideWhenUsed="1"/>
+    <w:lsdException w:name="HTML Acronym" w:semiHidden="1" w:unhideWhenUsed="1"/>
+    <w:lsdException w:name="HTML Address" w:semiHidden="1" w:unhideWhenUsed="1"/>
+    <w:lsdException w:name="HTML Cite" w:semiHidden="1" w:unhideWhenUsed="1"/>
+    <w:lsdException w:name="HTML Code" w:semiHidden="1" w:unhideWhenUsed="1"/>
+    <w:lsdException w:name="HTML Definition" w:semiHidden="1" w:unhideWhenUsed="1"/>
+    <w:lsdException w:name="HTML Keyboard" w:semiHidden="1" w:unhideWhenUsed="1"/>
+    <w:lsdException w:name="HTML Preformatted" w:semiHidden="1" w:unhideWhenUsed="1"/>
+    <w:lsdException w:name="HTML Sample" w:semiHidden="1" w:unhideWhenUsed="1"/>
+    <w:lsdException w:name="HTML Typewriter" w:semiHidden="1" w:unhideWhenUsed="1"/>
+    <w:lsdException w:name="HTML Variable" w:semiHidden="1" w:unhideWhenUsed="1"/>
+    <w:lsdException w:name="Normal Table" w:semiHidden="1" w:unhideWhenUsed="1"/>
+    <w:lsdException w:name="annotation subject" w:semiHidden="1" w:unhideWhenUsed="1"/>
+    <w:lsdException w:name="No List" w:semiHidden="1" w:unhideWhenUsed="1"/>
+    <w:lsdException w:name="Outline List 1" w:semiHidden="1" w:unhideWhenUsed="1"/>
+    <w:lsdException w:name="Outline List 2" w:semiHidden="1" w:unhideWhenUsed="1"/>
+    <w:lsdException w:name="Outline List 3" w:semiHidden="1" w:unhideWhenUsed="1"/>
+    <w:lsdException w:name="Table Simple 1" w:semiHidden="1" w:unhideWhenUsed="1"/>
+    <w:lsdException w:name="Table Simple 2" w:semiHidden="1" w:unhideWhenUsed="1"/>
+    <w:lsdException w:name="Table Simple 3" w:semiHidden="1" w:unhideWhenUsed="1"/>
+    <w:lsdException w:name="Table Classic 1" w:semiHidden="1" w:unhideWhenUsed="1"/>
+    <w:lsdException w:name="Table Classic 2" w:semiHidden="1" w:unhideWhenUsed="1"/>
+    <w:lsdException w:name="Table Classic 3" w:semiHidden="1" w:unhideWhenUsed="1"/>
+    <w:lsdException w:name="Table Classic 4" w:semiHidden="1" w:unhideWhenUsed="1"/>
+    <w:lsdException w:name="Table Colorful 1" w:semiHidden="1" w:unhideWhenUsed="1"/>
+    <w:lsdException w:name="Table Colorful 2" w:semiHidden="1" w:unhideWhenUsed="1"/>
+    <w:lsdException w:name="Table Colorful 3" w:semiHidden="1" w:unhideWhenUsed="1"/>
+    <w:lsdException w:name="Table Columns 1" w:semiHidden="1" w:unhideWhenUsed="1"/>
+    <w:lsdException w:name="Table Columns 2" w:semiHidden="1" w:unhideWhenUsed="1"/>
+    <w:lsdException w:name="Table Columns 3" w:semiHidden="1" w:unhideWhenUsed="1"/>
+    <w:lsdException w:name="Table Columns 4" w:semiHidden="1" w:unhideWhenUsed="1"/>
+    <w:lsdException w:name="Table Columns 5" w:semiHidden="1" w:unhideWhenUsed="1"/>
+    <w:lsdException w:name="Table Grid 1" w:semiHidden="1" w:unhideWhenUsed="1"/>
+    <w:lsdException w:name="Table Grid 2" w:semiHidden="1" w:unhideWhenUsed="1"/>
+    <w:lsdException w:name="Table Grid 3" w:semiHidden="1" w:unhideWhenUsed="1"/>
+    <w:lsdException w:name="Table Grid 4" w:semiHidden="1" w:unhideWhenUsed="1"/>
+    <w:lsdException w:name="Table Grid 5" w:semiHidden="1" w:unhideWhenUsed="1"/>
+    <w:lsdException w:name="Table Grid 6" w:semiHidden="1" w:unhideWhenUsed="1"/>
+    <w:lsdException w:name="Table Grid 7" w:semiHidden="1" w:unhideWhenUsed="1"/>
+    <w:lsdException w:name="Table Grid 8" w:semiHidden="1" w:unhideWhenUsed="1"/>
+    <w:lsdException w:name="Table List 1" w:semiHidden="1" w:unhideWhenUsed="1"/>
+    <w:lsdException w:name="Table List 2" w:semiHidden="1" w:unhideWhenUsed="1"/>
+    <w:lsdException w:name="Table List 3" w:semiHidden="1" w:unhideWhenUsed="1"/>
+    <w:lsdException w:name="Table List 4" w:semiHidden="1" w:unhideWhenUsed="1"/>
+    <w:lsdException w:name="Table List 5" w:semiHidden="1" w:unhideWhenUsed="1"/>
+    <w:lsdException w:name="Table List 6" w:semiHidden="1" w:unhideWhenUsed="1"/>
+    <w:lsdException w:name="Table List 7" w:semiHidden="1" w:unhideWhenUsed="1"/>
+    <w:lsdException w:name="Table List 8" w:semiHidden="1" w:unhideWhenUsed="1"/>
+    <w:lsdException w:name="Table 3D effects 1" w:semiHidden="1" w:unhideWhenUsed="1"/>
+    <w:lsdException w:name="Table 3D effects 2" w:semiHidden="1" w:unhideWhenUsed="1"/>
+    <w:lsdException w:name="Table 3D effects 3" w:semiHidden="1" w:unhideWhenUsed="1"/>
+    <w:lsdException w:name="Table Contemporary" w:semiHidden="1" w:unhideWhenUsed="1"/>
+    <w:lsdException w:name="Table Elegant" w:semiHidden="1" w:unhideWhenUsed="1"/>
+    <w:lsdException w:name="Table Professional" w:semiHidden="1" w:unhideWhenUsed="1"/>
+    <w:lsdException w:name="Table Subtle 1" w:semiHidden="1" w:unhideWhenUsed="1"/>
+    <w:lsdException w:name="Table Subtle 2" w:semiHidden="1" w:unhideWhenUsed="1"/>
+    <w:lsdException w:name="Table Web 1" w:semiHidden="1" w:unhideWhenUsed="1"/>
+    <w:lsdException w:name="Table Web 2" w:semiHidden="1" w:unhideWhenUsed="1"/>
+    <w:lsdException w:name="Table Web 3" w:semiHidden="1" w:unhideWhenUsed="1"/>
+    <w:lsdException w:name="Balloon Text" w:semiHidden="1" w:unhideWhenUsed="1"/>
+    <w:lsdException w:name="Table Grid" w:uiPriority="39"/>
+    <w:lsdException w:name="Table Theme" w:semiHidden="1" w:unhideWhenUsed="1"/>
+    <w:lsdException w:name="Placeholder Text" w:semiHidden="1"/>
+    <w:lsdException w:name="No Spacing" w:uiPriority="1" w:qFormat="1"/>
+    <w:lsdException w:name="Light Shading" w:uiPriority="60"/>
+    <w:lsdException w:name="Light List" w:uiPriority="61"/>
+    <w:lsdException w:name="Light Grid" w:uiPriority="62"/>
+    <w:lsdException w:name="Medium Shading 1" w:uiPriority="63"/>
+    <w:lsdException w:name="Medium Shading 2" w:uiPriority="64"/>
+    <w:lsdException w:name="Medium List 1" w:uiPriority="65"/>
+    <w:lsdException w:name="Medium List 2" w:uiPriority="66"/>
+    <w:lsdException w:name="Medium Grid 1" w:uiPriority="67"/>
+    <w:lsdException w:name="Medium Grid 2" w:uiPriority="68"/>
+    <w:lsdException w:name="Medium Grid 3" w:uiPriority="69"/>
+    <w:lsdException w:name="Dark List" w:uiPriority="70"/>
+    <w:lsdException w:name="Colorful Shading" w:uiPriority="71"/>
+    <w:lsdException w:name="Colorful List" w:uiPriority="72"/>
+    <w:lsdException w:name="Colorful Grid" w:uiPriority="73"/>
+    <w:lsdException w:name="Light Shading Accent 1" w:uiPriority="60"/>
+    <w:lsdException w:name="Light List Accent 1" w:uiPriority="61"/>
+    <w:lsdException w:name="Light Grid Accent 1" w:uiPriority="62"/>
+    <w:lsdException w:name="Medium Shading 1 Accent 1" w:uiPriority="63"/>
+    <w:lsdException w:name="Medium Shading 2 Accent 1" w:uiPriority="64"/>
+    <w:lsdException w:name="Medium List 1 Accent 1" w:uiPriority="65"/>
+    <w:lsdException w:name="Revision" w:semiHidden="1"/>
+    <w:lsdException w:name="List Paragraph" w:uiPriority="34" w:qFormat="1"/>
+    <w:lsdException w:name="Quote" w:uiPriority="29" w:qFormat="1"/>
+    <w:lsdException w:name="Intense Quote" w:uiPriority="30" w:qFormat="1"/>
+    <w:lsdException w:name="Medium List 2 Accent 1" w:uiPriority="66"/>
+    <w:lsdException w:name="Medium Grid 1 Accent 1" w:uiPriority="67"/>
+    <w:lsdException w:name="Medium Grid 2 Accent 1" w:uiPriority="68"/>
+    <w:lsdException w:name="Medium Grid 3 Accent 1" w:uiPriority="69"/>
+    <w:lsdException w:name="Dark List Accent 1" w:uiPriority="70"/>
+    <w:lsdException w:name="Colorful Shading Accent 1" w:uiPriority="71"/>
+    <w:lsdException w:name="Colorful List Accent 1" w:uiPriority="72"/>
+    <w:lsdException w:name="Colorful Grid Accent 1" w:uiPriority="73"/>
+    <w:lsdException w:name="Light Shading Accent 2" w:uiPriority="60"/>
+    <w:lsdException w:name="Light List Accent 2" w:uiPriority="61"/>
+    <w:lsdException w:name="Light Grid Accent 2" w:uiPriority="62"/>
+    <w:lsdException w:name="Medium Shading 1 Accent 2" w:uiPriority="63"/>
+    <w:lsdException w:name="Medium Shading 2 Accent 2" w:uiPriority="64"/>
+    <w:lsdException w:name="Medium List 1 Accent 2" w:uiPriority="65"/>
+    <w:lsdException w:name="Medium List 2 Accent 2" w:uiPriority="66"/>
+    <w:lsdException w:name="Medium Grid 1 Accent 2" w:uiPriority="67"/>
+    <w:lsdException w:name="Medium Grid 2 Accent 2" w:uiPriority="68"/>
+    <w:lsdException w:name="Medium Grid 3 Accent 2" w:uiPriority="69"/>
+    <w:lsdException w:name="Dark List Accent 2" w:uiPriority="70"/>
+    <w:lsdException w:name="Colorful Shading Accent 2" w:uiPriority="71"/>
+    <w:lsdException w:name="Colorful List Accent 2" w:uiPriority="72"/>
+    <w:lsdException w:name="Colorful Grid Accent 2" w:uiPriority="73"/>
+    <w:lsdException w:name="Light Shading Accent 3" w:uiPriority="60"/>
+    <w:lsdException w:name="Light List Accent 3" w:uiPriority="61"/>
+    <w:lsdException w:name="Light Grid Accent 3" w:uiPriority="62"/>
+    <w:lsdException w:name="Medium Shading 1 Accent 3" w:uiPriority="63"/>
+    <w:lsdException w:name="Medium Shading 2 Accent 3" w:uiPriority="64"/>
+    <w:lsdException w:name="Medium List 1 Accent 3" w:uiPriority="65"/>
+    <w:lsdException w:name="Medium List 2 Accent 3" w:uiPriority="66"/>
+    <w:lsdException w:name="Medium Grid 1 Accent 3" w:uiPriority="67"/>
+    <w:lsdException w:name="Medium Grid 2 Accent 3" w:uiPriority="68"/>
+    <w:lsdException w:name="Medium Grid 3 Accent 3" w:uiPriority="69"/>
+    <w:lsdException w:name="Dark List Accent 3" w:uiPriority="70"/>
+    <w:lsdException w:name="Colorful Shading Accent 3" w:uiPriority="71"/>
+    <w:lsdException w:name="Colorful List Accent 3" w:uiPriority="72"/>
+    <w:lsdException w:name="Colorful Grid Accent 3" w:uiPriority="73"/>
+    <w:lsdException w:name="Light Shading Accent 4" w:uiPriority="60"/>
+    <w:lsdException w:name="Light List Accent 4" w:uiPriority="61"/>
+    <w:lsdException w:name="Light Grid Accent 4" w:uiPriority="62"/>
+    <w:lsdException w:name="Medium Shading 1 Accent 4" w:uiPriority="63"/>
+    <w:lsdException w:name="Medium Shading 2 Accent 4" w:uiPriority="64"/>
+    <w:lsdException w:name="Medium List 1 Accent 4" w:uiPriority="65"/>
+    <w:lsdException w:name="Medium List 2 Accent 4" w:uiPriority="66"/>
+    <w:lsdException w:name="Medium Grid 1 Accent 4" w:uiPriority="67"/>
+    <w:lsdException w:name="Medium Grid 2 Accent 4" w:uiPriority="68"/>
+    <w:lsdException w:name="Medium Grid 3 Accent 4" w:uiPriority="69"/>
+    <w:lsdException w:name="Dark List Accent 4" w:uiPriority="70"/>
+    <w:lsdException w:name="Colorful Shading Accent 4" w:uiPriority="71"/>
+    <w:lsdException w:name="Colorful List Accent 4" w:uiPriority="72"/>
+    <w:lsdException w:name="Colorful Grid Accent 4" w:uiPriority="73"/>
+    <w:lsdException w:name="Light Shading Accent 5" w:uiPriority="60"/>
+    <w:lsdException w:name="Light List Accent 5" w:uiPriority="61"/>
+    <w:lsdException w:name="Light Grid Accent 5" w:uiPriority="62"/>
+    <w:lsdException w:name="Medium Shading 1 Accent 5" w:uiPriority="63"/>
+    <w:lsdException w:name="Medium Shading 2 Accent 5" w:uiPriority="64"/>
+    <w:lsdException w:name="Medium List 1 Accent 5" w:uiPriority="65"/>
+    <w:lsdException w:name="Medium List 2 Accent 5" w:uiPriority="66"/>
+    <w:lsdException w:name="Medium Grid 1 Accent 5" w:uiPriority="67"/>
+    <w:lsdException w:name="Medium Grid 2 Accent 5" w:uiPriority="68"/>
+    <w:lsdException w:name="Medium Grid 3 Accent 5" w:uiPriority="69"/>
+    <w:lsdException w:name="Dark List Accent 5" w:uiPriority="70"/>
+    <w:lsdException w:name="Colorful Shading Accent 5" w:uiPriority="71"/>
+    <w:lsdException w:name="Colorful List Accent 5" w:uiPriority="72"/>
+    <w:lsdException w:name="Colorful Grid Accent 5" w:uiPriority="73"/>
+    <w:lsdException w:name="Light Shading Accent 6" w:uiPriority="60"/>
+    <w:lsdException w:name="Light List Accent 6" w:uiPriority="61"/>
+    <w:lsdException w:name="Light Grid Accent 6" w:uiPriority="62"/>
+    <w:lsdException w:name="Medium Shading 1 Accent 6" w:uiPriority="63"/>
+    <w:lsdException w:name="Medium Shading 2 Accent 6" w:uiPriority="64"/>
+    <w:lsdException w:name="Medium List 1 Accent 6" w:uiPriority="65"/>
+    <w:lsdException w:name="Medium List 2 Accent 6" w:uiPriority="66"/>
+    <w:lsdException w:name="Medium Grid 1 Accent 6" w:uiPriority="67"/>
+    <w:lsdException w:name="Medium Grid 2 Accent 6" w:uiPriority="68"/>
+    <w:lsdException w:name="Medium Grid 3 Accent 6" w:uiPriority="69"/>
+    <w:lsdException w:name="Dark List Accent 6" w:uiPriority="70"/>
+    <w:lsdException w:name="Colorful Shading Accent 6" w:uiPriority="71"/>
+    <w:lsdException w:name="Colorful List Accent 6" w:uiPriority="72"/>
+    <w:lsdException w:name="Colorful Grid Accent 6" w:uiPriority="73"/>
+    <w:lsdException w:name="Subtle Emphasis" w:uiPriority="19" w:qFormat="1"/>
+    <w:lsdException w:name="Intense Emphasis" w:uiPriority="21" w:qFormat="1"/>
+    <w:lsdException w:name="Subtle Reference" w:uiPriority="31" w:qFormat="1"/>
+    <w:lsdException w:name="Intense Reference" w:uiPriority="32" w:qFormat="1"/>
+    <w:lsdException w:name="Book Title" w:uiPriority="33" w:qFormat="1"/>
+    <w:lsdException w:name="Bibliography" w:semiHidden="1" w:uiPriority="37" w:unhideWhenUsed="1"/>
+    <w:lsdException w:name="TOC Heading" w:semiHidden="1" w:uiPriority="39" w:unhideWhenUsed="1" w:qFormat="1"/>
+    <w:lsdException w:name="Plain Table 1" w:uiPriority="41"/>
+    <w:lsdException w:name="Plain Table 2" w:uiPriority="42"/>
+    <w:lsdException w:name="Plain Table 3" w:uiPriority="43"/>
+    <w:lsdException w:name="Plain Table 4" w:uiPriority="44"/>
+    <w:lsdException w:name="Plain Table 5" w:uiPriority="45"/>
+    <w:lsdException w:name="Grid Table Light" w:uiPriority="40"/>
+    <w:lsdException w:name="Grid Table 1 Light" w:uiPriority="46"/>
+    <w:lsdException w:name="Grid Table 2" w:uiPriority="47"/>
+    <w:lsdException w:name="Grid Table 3" w:uiPriority="48"/>
+    <w:lsdException w:name="Grid Table 4" w:uiPriority="49"/>
+    <w:lsdException w:name="Grid Table 5 Dark" w:uiPriority="50"/>
+    <w:lsdException w:name="Grid Table 6 Colorful" w:uiPriority="51"/>
+    <w:lsdException w:name="Grid Table 7 Colorful" w:uiPriority="52"/>
+    <w:lsdException w:name="Grid Table 1 Light Accent 1" w:uiPriority="46"/>
+    <w:lsdException w:name="Grid Table 2 Accent 1" w:uiPriority="47"/>
+    <w:lsdException w:name="Grid Table 3 Accent 1" w:uiPriority="48"/>
+    <w:lsdException w:name="Grid Table 4 Accent 1" w:uiPriority="49"/>
+    <w:lsdException w:name="Grid Table 5 Dark Accent 1" w:uiPriority="50"/>
+    <w:lsdException w:name="Grid Table 6 Colorful Accent 1" w:uiPriority="51"/>
+    <w:lsdException w:name="Grid Table 7 Colorful Accent 1" w:uiPriority="52"/>
+    <w:lsdException w:name="Grid Table 1 Light Accent 2" w:uiPriority="46"/>
+    <w:lsdException w:name="Grid Table 2 Accent 2" w:uiPriority="47"/>
+    <w:lsdException w:name="Grid Table 3 Accent 2" w:uiPriority="48"/>
+    <w:lsdException w:name="Grid Table 4 Accent 2" w:uiPriority="49"/>
+    <w:lsdException w:name="Grid Table 5 Dark Accent 2" w:uiPriority="50"/>
+    <w:lsdException w:name="Grid Table 6 Colorful Accent 2" w:uiPriority="51"/>
+    <w:lsdException w:name="Grid Table 7 Colorful Accent 2" w:uiPriority="52"/>
+    <w:lsdException w:name="Grid Table 1 Light Accent 3" w:uiPriority="46"/>
+    <w:lsdException w:name="Grid Table 2 Accent 3" w:uiPriority="47"/>
+    <w:lsdException w:name="Grid Table 3 Accent 3" w:uiPriority="48"/>
+    <w:lsdException w:name="Grid Table 4 Accent 3" w:uiPriority="49"/>
+    <w:lsdException w:name="Grid Table 5 Dark Accent 3" w:uiPriority="50"/>
+    <w:lsdException w:name="Grid Table 6 Colorful Accent 3" w:uiPriority="51"/>
+    <w:lsdException w:name="Grid Table 7 Colorful Accent 3" w:uiPriority="52"/>
+    <w:lsdException w:name="Grid Table 1 Light Accent 4" w:uiPriority="46"/>
+    <w:lsdException w:name="Grid Table 2 Accent 4" w:uiPriority="47"/>
+    <w:lsdException w:name="Grid Table 3 Accent 4" w:uiPriority="48"/>
+    <w:lsdException w:name="Grid Table 4 Accent 4" w:uiPriority="49"/>
+    <w:lsdException w:name="Grid Table 5 Dark Accent 4" w:uiPriority="50"/>
+    <w:lsdException w:name="Grid Table 6 Colorful Accent 4" w:uiPriority="51"/>
+    <w:lsdException w:name="Grid Table 7 Colorful Accent 4" w:uiPriority="52"/>
+    <w:lsdException w:name="Grid Table 1 Light Accent 5" w:uiPriority="46"/>
+    <w:lsdException w:name="Grid Table 2 Accent 5" w:uiPriority="47"/>
+    <w:lsdException w:name="Grid Table 3 Accent 5" w:uiPriority="48"/>
+    <w:lsdException w:name="Grid Table 4 Accent 5" w:uiPriority="49"/>
+    <w:lsdException w:name="Grid Table 5 Dark Accent 5" w:uiPriority="50"/>
+    <w:lsdException w:name="Grid Table 6 Colorful Accent 5" w:uiPriority="51"/>
+    <w:lsdException w:name="Grid Table 7 Colorful Accent 5" w:uiPriority="52"/>
+    <w:lsdException w:name="Grid Table 1 Light Accent 6" w:uiPriority="46"/>
+    <w:lsdException w:name="Grid Table 2 Accent 6" w:uiPriority="47"/>
+    <w:lsdException w:name="Grid Table 3 Accent 6" w:uiPriority="48"/>
+    <w:lsdException w:name="Grid Table 4 Accent 6" w:uiPriority="49"/>
+    <w:lsdException w:name="Grid Table 5 Dark Accent 6" w:uiPriority="50"/>
+    <w:lsdException w:name="Grid Table 6 Colorful Accent 6" w:uiPriority="51"/>
+    <w:lsdException w:name="Grid Table 7 Colorful Accent 6" w:uiPriority="52"/>
+    <w:lsdException w:name="List Table 1 Light" w:uiPriority="46"/>
+    <w:lsdException w:name="List Table 2" w:uiPriority="47"/>
+    <w:lsdException w:name="List Table 3" w:uiPriority="48"/>
+    <w:lsdException w:name="List Table 4" w:uiPriority="49"/>
+    <w:lsdException w:name="List Table 5 Dark" w:uiPriority="50"/>
+    <w:lsdException w:name="List Table 6 Colorful" w:uiPriority="51"/>
+    <w:lsdException w:name="List Table 7 Colorful" w:uiPriority="52"/>
+    <w:lsdException w:name="List Table 1 Light Accent 1" w:uiPriority="46"/>
+    <w:lsdException w:name="List Table 2 Accent 1" w:uiPriority="47"/>
+    <w:lsdException w:name="List Table 3 Accent 1" w:uiPriority="48"/>
+    <w:lsdException w:name="List Table 4 Accent 1" w:uiPriority="49"/>
+    <w:lsdException w:name="List Table 5 Dark Accent 1" w:uiPriority="50"/>
+    <w:lsdException w:name="List Table 6 Colorful Accent 1" w:uiPriority="51"/>
+    <w:lsdException w:name="List Table 7 Colorful Accent 1" w:uiPriority="52"/>
+    <w:lsdException w:name="List Table 1 Light Accent 2" w:uiPriority="46"/>
+    <w:lsdException w:name="List Table 2 Accent 2" w:uiPriority="47"/>
+    <w:lsdException w:name="List Table 3 Accent 2" w:uiPriority="48"/>
+    <w:lsdException w:name="List Table 4 Accent 2" w:uiPriority="49"/>
+    <w:lsdException w:name="List Table 5 Dark Accent 2" w:uiPriority="50"/>
+    <w:lsdException w:name="List Table 6 Colorful Accent 2" w:uiPriority="51"/>
+    <w:lsdException w:name="List Table 7 Colorful Accent 2" w:uiPriority="52"/>
+    <w:lsdException w:name="List Table 1 Light Accent 3" w:uiPriority="46"/>
+    <w:lsdException w:name="List Table 2 Accent 3" w:uiPriority="47"/>
+    <w:lsdException w:name="List Table 3 Accent 3" w:uiPriority="48"/>
+    <w:lsdException w:name="List Table 4 Accent 3" w:uiPriority="49"/>
+    <w:lsdException w:name="List Table 5 Dark Accent 3" w:uiPriority="50"/>
+    <w:lsdException w:name="List Table 6 Colorful Accent 3" w:uiPriority="51"/>
+    <w:lsdException w:name="List Table 7 Colorful Accent 3" w:uiPriority="52"/>
+    <w:lsdException w:name="List Table 1 Light Accent 4" w:uiPriority="46"/>
+    <w:lsdException w:name="List Table 2 Accent 4" w:uiPriority="47"/>
+    <w:lsdException w:name="List Table 3 Accent 4" w:uiPriority="48"/>
+    <w:lsdException w:name="List Table 4 Accent 4" w:uiPriority="49"/>
+    <w:lsdException w:name="List Table 5 Dark Accent 4" w:uiPriority="50"/>
+    <w:lsdException w:name="List Table 6 Colorful Accent 4" w:uiPriority="51"/>
+    <w:lsdException w:name="List Table 7 Colorful Accent 4" w:uiPriority="52"/>
+    <w:lsdException w:name="List Table 1 Light Accent 5" w:uiPriority="46"/>
+    <w:lsdException w:name="List Table 2 Accent 5" w:uiPriority="47"/>
+    <w:lsdException w:name="List Table 3 Accent 5" w:uiPriority="48"/>
+    <w:lsdException w:name="List Table 4 Accent 5" w:uiPriority="49"/>
+    <w:lsdException w:name="List Table 5 Dark Accent 5" w:uiPriority="50"/>
+    <w:lsdException w:name="List Table 6 Colorful Accent 5" w:uiPriority="51"/>
+    <w:lsdException w:name="List Table 7 Colorful Accent 5" w:uiPriority="52"/>
+    <w:lsdException w:name="List Table 1 Light Accent 6" w:uiPriority="46"/>
+    <w:lsdException w:name="List Table 2 Accent 6" w:uiPriority="47"/>
+    <w:lsdException w:name="List Table 3 Accent 6" w:uiPriority="48"/>
+    <w:lsdException w:name="List Table 4 Accent 6" w:uiPriority="49"/>
+    <w:lsdException w:name="List Table 5 Dark Accent 6" w:uiPriority="50"/>
+    <w:lsdException w:name="List Table 6 Colorful Accent 6" w:uiPriority="51"/>
+    <w:lsdException w:name="List Table 7 Colorful Accent 6" w:uiPriority="52"/>
+    <w:lsdException w:name="Mention" w:semiHidden="1" w:unhideWhenUsed="1"/>
+    <w:lsdException w:name="Smart Hyperlink" w:semiHidden="1" w:unhideWhenUsed="1"/>
+    <w:lsdException w:name="Hashtag" w:semiHidden="1" w:unhideWhenUsed="1"/>
+    <w:lsdException w:name="Unresolved Mention" w:semiHidden="1" w:unhideWhenUsed="1"/>
+    <w:lsdException w:name="Smart Link" w:semiHidden="1" w:unhideWhenUsed="1"/>
+  </w:latentStyles>
+  <w:style w:type="paragraph" w:default="1" w:styleId="Normal">
+    <w:name w:val="Normal"/>
+    <w:qFormat/>
   </w:style>
   <w:style w:type="paragraph" w:styleId="Heading1">
     <w:name w:val="heading 1"/>
     <w:basedOn w:val="Normal"/>
     <w:next w:val="Normal"/>
+    <w:uiPriority w:val="9"/>
+    <w:qFormat/>
     <w:pPr>
-      <w:keepNext w:val="1"/>
-      <w:keepLines w:val="1"/>
-      <w:pageBreakBefore w:val="0"/>
-      <w:spacing w:after="120" w:before="400" w:lineRule="auto"/>
+      <w:keepNext/>
+      <w:keepLines/>
+      <w:spacing w:before="400" w:after="120"/>
+      <w:outlineLvl w:val="0"/>
     </w:pPr>
     <w:rPr>
       <w:sz w:val="40"/>
@@ -1510,14 +1443,17 @@
     <w:name w:val="heading 2"/>
     <w:basedOn w:val="Normal"/>
     <w:next w:val="Normal"/>
+    <w:uiPriority w:val="9"/>
+    <w:semiHidden/>
+    <w:unhideWhenUsed/>
+    <w:qFormat/>
     <w:pPr>
-      <w:keepNext w:val="1"/>
-      <w:keepLines w:val="1"/>
-      <w:pageBreakBefore w:val="0"/>
-      <w:spacing w:after="120" w:before="360" w:lineRule="auto"/>
+      <w:keepNext/>
+      <w:keepLines/>
+      <w:spacing w:before="360" w:after="120"/>
+      <w:outlineLvl w:val="1"/>
     </w:pPr>
     <w:rPr>
-      <w:b w:val="0"/>
       <w:sz w:val="32"/>
       <w:szCs w:val="32"/>
     </w:rPr>
@@ -1526,14 +1462,17 @@
     <w:name w:val="heading 3"/>
     <w:basedOn w:val="Normal"/>
     <w:next w:val="Normal"/>
+    <w:uiPriority w:val="9"/>
+    <w:semiHidden/>
+    <w:unhideWhenUsed/>
+    <w:qFormat/>
     <w:pPr>
-      <w:keepNext w:val="1"/>
-      <w:keepLines w:val="1"/>
-      <w:pageBreakBefore w:val="0"/>
-      <w:spacing w:after="80" w:before="320" w:lineRule="auto"/>
+      <w:keepNext/>
+      <w:keepLines/>
+      <w:spacing w:before="320" w:after="80"/>
+      <w:outlineLvl w:val="2"/>
     </w:pPr>
     <w:rPr>
-      <w:b w:val="0"/>
       <w:color w:val="434343"/>
       <w:sz w:val="28"/>
       <w:szCs w:val="28"/>
@@ -1543,11 +1482,15 @@
     <w:name w:val="heading 4"/>
     <w:basedOn w:val="Normal"/>
     <w:next w:val="Normal"/>
+    <w:uiPriority w:val="9"/>
+    <w:semiHidden/>
+    <w:unhideWhenUsed/>
+    <w:qFormat/>
     <w:pPr>
-      <w:keepNext w:val="1"/>
-      <w:keepLines w:val="1"/>
-      <w:pageBreakBefore w:val="0"/>
-      <w:spacing w:after="80" w:before="280" w:lineRule="auto"/>
+      <w:keepNext/>
+      <w:keepLines/>
+      <w:spacing w:before="280" w:after="80"/>
+      <w:outlineLvl w:val="3"/>
     </w:pPr>
     <w:rPr>
       <w:color w:val="666666"/>
@@ -1559,44 +1502,76 @@
     <w:name w:val="heading 5"/>
     <w:basedOn w:val="Normal"/>
     <w:next w:val="Normal"/>
+    <w:uiPriority w:val="9"/>
+    <w:semiHidden/>
+    <w:unhideWhenUsed/>
+    <w:qFormat/>
     <w:pPr>
-      <w:keepNext w:val="1"/>
-      <w:keepLines w:val="1"/>
-      <w:pageBreakBefore w:val="0"/>
-      <w:spacing w:after="80" w:before="240" w:lineRule="auto"/>
+      <w:keepNext/>
+      <w:keepLines/>
+      <w:spacing w:before="240" w:after="80"/>
+      <w:outlineLvl w:val="4"/>
     </w:pPr>
     <w:rPr>
       <w:color w:val="666666"/>
-      <w:sz w:val="22"/>
-      <w:szCs w:val="22"/>
     </w:rPr>
   </w:style>
   <w:style w:type="paragraph" w:styleId="Heading6">
     <w:name w:val="heading 6"/>
     <w:basedOn w:val="Normal"/>
     <w:next w:val="Normal"/>
+    <w:uiPriority w:val="9"/>
+    <w:semiHidden/>
+    <w:unhideWhenUsed/>
+    <w:qFormat/>
     <w:pPr>
-      <w:keepNext w:val="1"/>
-      <w:keepLines w:val="1"/>
-      <w:pageBreakBefore w:val="0"/>
-      <w:spacing w:after="80" w:before="240" w:lineRule="auto"/>
+      <w:keepNext/>
+      <w:keepLines/>
+      <w:spacing w:before="240" w:after="80"/>
+      <w:outlineLvl w:val="5"/>
     </w:pPr>
     <w:rPr>
-      <w:i w:val="1"/>
+      <w:i/>
       <w:color w:val="666666"/>
-      <w:sz w:val="22"/>
-      <w:szCs w:val="22"/>
     </w:rPr>
+  </w:style>
+  <w:style w:type="character" w:default="1" w:styleId="DefaultParagraphFont">
+    <w:name w:val="Default Paragraph Font"/>
+    <w:uiPriority w:val="1"/>
+    <w:semiHidden/>
+    <w:unhideWhenUsed/>
+  </w:style>
+  <w:style w:type="table" w:default="1" w:styleId="TableNormal">
+    <w:name w:val="Normal Table"/>
+    <w:uiPriority w:val="99"/>
+    <w:semiHidden/>
+    <w:unhideWhenUsed/>
+    <w:tblPr>
+      <w:tblInd w:w="0" w:type="dxa"/>
+      <w:tblCellMar>
+        <w:top w:w="0" w:type="dxa"/>
+        <w:left w:w="108" w:type="dxa"/>
+        <w:bottom w:w="0" w:type="dxa"/>
+        <w:right w:w="108" w:type="dxa"/>
+      </w:tblCellMar>
+    </w:tblPr>
+  </w:style>
+  <w:style w:type="numbering" w:default="1" w:styleId="NoList">
+    <w:name w:val="No List"/>
+    <w:uiPriority w:val="99"/>
+    <w:semiHidden/>
+    <w:unhideWhenUsed/>
   </w:style>
   <w:style w:type="paragraph" w:styleId="Title">
     <w:name w:val="Title"/>
     <w:basedOn w:val="Normal"/>
     <w:next w:val="Normal"/>
+    <w:uiPriority w:val="10"/>
+    <w:qFormat/>
     <w:pPr>
-      <w:keepNext w:val="1"/>
-      <w:keepLines w:val="1"/>
-      <w:pageBreakBefore w:val="0"/>
-      <w:spacing w:after="60" w:before="0" w:lineRule="auto"/>
+      <w:keepNext/>
+      <w:keepLines/>
+      <w:spacing w:after="60"/>
     </w:pPr>
     <w:rPr>
       <w:sz w:val="52"/>
@@ -1607,15 +1582,14 @@
     <w:name w:val="Subtitle"/>
     <w:basedOn w:val="Normal"/>
     <w:next w:val="Normal"/>
+    <w:uiPriority w:val="11"/>
+    <w:qFormat/>
     <w:pPr>
-      <w:keepNext w:val="1"/>
-      <w:keepLines w:val="1"/>
-      <w:pageBreakBefore w:val="0"/>
-      <w:spacing w:after="320" w:before="0" w:lineRule="auto"/>
+      <w:keepNext/>
+      <w:keepLines/>
+      <w:spacing w:after="320"/>
     </w:pPr>
     <w:rPr>
-      <w:rFonts w:ascii="Arial" w:cs="Arial" w:eastAsia="Arial" w:hAnsi="Arial"/>
-      <w:i w:val="0"/>
       <w:color w:val="666666"/>
       <w:sz w:val="30"/>
       <w:szCs w:val="30"/>
